--- a/01_《三人行》全24集全流程标杆成品库/03_剧作结构、悬念节奏与视听解码/EP19_《三人行》第十九集《仁》剧作结构、悬念节奏与视听解码.docx
+++ b/01_《三人行》全24集全流程标杆成品库/03_剧作结构、悬念节奏与视听解码/EP19_《三人行》第十九集《仁》剧作结构、悬念节奏与视听解码.docx
@@ -204,19 +204,8 @@
             <w:shd w:fill="1F3864"/>
           </w:tcPr>
           <w:p>
-            <w:pPr>
-              <w:spacing w:before="40" w:after="40" w:line="312" w:lineRule="auto"/>
-              <w:jc w:val="center"/>
-            </w:pPr>
-            <w:r/>
             <w:r>
-              <w:rPr>
-                <w:rFonts w:ascii="Arial" w:hAnsi="Arial" w:eastAsia="黑体"/>
-                <w:b/>
-                <w:color w:val="FFFFFF"/>
-                <w:sz w:val="19"/>
-              </w:rPr>
-              <w:t>核心道具 / 文字意象载体</w:t>
+              <w:t>当集核心道具 / 屏幕文字 / 微镜像载体</w:t>
             </w:r>
           </w:p>
         </w:tc>
@@ -233,1490 +222,112 @@
             <w:shd w:fill="1F3864"/>
           </w:tcPr>
           <w:p>
-            <w:pPr>
-              <w:spacing w:before="40" w:after="40" w:line="312" w:lineRule="auto"/>
-              <w:jc w:val="center"/>
-            </w:pPr>
-            <w:r/>
             <w:r>
-              <w:rPr>
-                <w:rFonts w:ascii="Arial" w:hAnsi="Arial" w:eastAsia="黑体"/>
-                <w:b/>
-                <w:color w:val="FFFFFF"/>
-                <w:sz w:val="19"/>
-              </w:rPr>
               <w:t>本集物理实证、微距文字原文与跨集因果闭环解析</w:t>
             </w:r>
           </w:p>
         </w:tc>
       </w:tr>
       <w:tr>
-        <w:trPr>
-          <w:cantSplit/>
-        </w:trPr>
         <w:tc>
           <w:tcPr>
-            <w:tcW w:type="dxa" w:w="3024"/>
-            <w:vAlign w:val="center"/>
+            <w:tcW w:type="dxa" w:w="5184"/>
             <w:tcMar>
-              <w:top w:w="105" w:type="dxa"/>
-              <w:bottom w:w="105" w:type="dxa"/>
-              <w:left w:w="145" w:type="dxa"/>
-              <w:right w:w="145" w:type="dxa"/>
+              <w:top w:w="70" w:type="dxa"/>
+              <w:bottom w:w="70" w:type="dxa"/>
+              <w:left w:w="100" w:type="dxa"/>
+              <w:right w:w="100" w:type="dxa"/>
             </w:tcMar>
+            <w:shd w:fill="FFFFFF"/>
           </w:tcPr>
           <w:p>
             <w:pPr>
-              <w:spacing w:before="40" w:after="40" w:line="341" w:lineRule="auto"/>
               <w:jc w:val="left"/>
             </w:pPr>
-            <w:r/>
             <w:r>
               <w:rPr>
-                <w:rFonts w:ascii="Times New Roman" w:hAnsi="Times New Roman" w:eastAsia="宋体"/>
+                <w:rFonts w:ascii="黑体" w:hAnsi="黑体"/>
                 <w:b/>
-                <w:color w:val="191919"/>
-                <w:sz w:val="19"/>
               </w:rPr>
-              <w:t>19-1　内　长林八中微机室与502室赵了家 — 日/夜</w:t>
+              <w:t>502室纯黑绒布帘后的【跨时空时间线索暗室】</w:t>
+              <w:br/>
+              <w:t>（19-2至19-3场）</w:t>
             </w:r>
           </w:p>
         </w:tc>
         <w:tc>
           <w:tcPr>
-            <w:tcW w:type="dxa" w:w="7344"/>
-            <w:vAlign w:val="center"/>
+            <w:tcW w:type="dxa" w:w="5184"/>
             <w:tcMar>
-              <w:top w:w="105" w:type="dxa"/>
-              <w:bottom w:w="105" w:type="dxa"/>
-              <w:left w:w="145" w:type="dxa"/>
-              <w:right w:w="145" w:type="dxa"/>
+              <w:top w:w="70" w:type="dxa"/>
+              <w:bottom w:w="70" w:type="dxa"/>
+              <w:left w:w="100" w:type="dxa"/>
+              <w:right w:w="100" w:type="dxa"/>
             </w:tcMar>
+            <w:shd w:fill="FFFFFF"/>
           </w:tcPr>
           <w:p>
             <w:pPr>
-              <w:spacing w:before="40" w:after="40" w:line="341" w:lineRule="auto"/>
               <w:jc w:val="left"/>
             </w:pPr>
-            <w:r/>
             <w:r>
               <w:rPr>
-                <w:rFonts w:ascii="Times New Roman" w:hAnsi="Times New Roman" w:eastAsia="宋体"/>
+                <w:rFonts w:ascii="宋体" w:hAnsi="宋体"/>
                 <w:b w:val="0"/>
-                <w:color w:val="191919"/>
-                <w:sz w:val="19"/>
               </w:rPr>
-              <w:t>【出场人物】徐图图、王一漫、赵左右、赵了、荀未来</w:t>
-              <w:br/>
-              <w:t>【戏剧推进】白天的长林市第八中学微机室内，十六岁的赵左右、徐图图与王一漫三人正围坐在电脑屏幕前，聚精会神地盯着【黍豆网】上的视频播放页面——视频标题写着《陪你吃饭·第一期｜作者：赵左右带你看》，画面里正是徐图图在食堂大口吃炸鸡饭的镜头。坐在中间的徐图图看着不断上涨的播放量，惊喜地捂住嘴感叹。 老天爷，没想到真有这么多人看我吃饭！ 站在右侧的王一漫伸出手指了指屏幕下方的网友评论区（一条ID为“岁月的痕迹”的网友留言道：【画质太差，不然还能多吃一碗饭】……</w:t>
+              <w:t>16岁赵左右进入人去楼空的502室，一把拉开整面墙的纯黑绒布帘，满墙红线串联的2008/2033/2035/2058人物照片、剪报与时间轴瞬间映入眼帘，少年终于凭自己的眼睛彻底洞悉“荀未来与赵了就是41岁和66岁的我自己”！</w:t>
             </w:r>
           </w:p>
         </w:tc>
       </w:tr>
       <w:tr>
-        <w:trPr>
-          <w:cantSplit/>
-        </w:trPr>
         <w:tc>
           <w:tcPr>
-            <w:tcW w:type="dxa" w:w="3024"/>
-            <w:vAlign w:val="center"/>
+            <w:tcW w:type="dxa" w:w="5184"/>
             <w:tcMar>
-              <w:top w:w="105" w:type="dxa"/>
-              <w:bottom w:w="105" w:type="dxa"/>
-              <w:left w:w="145" w:type="dxa"/>
-              <w:right w:w="145" w:type="dxa"/>
+              <w:top w:w="70" w:type="dxa"/>
+              <w:bottom w:w="70" w:type="dxa"/>
+              <w:left w:w="100" w:type="dxa"/>
+              <w:right w:w="100" w:type="dxa"/>
             </w:tcMar>
-            <w:shd w:fill="F7FAFC"/>
+            <w:shd w:fill="F5F7FA"/>
           </w:tcPr>
           <w:p>
             <w:pPr>
-              <w:spacing w:before="40" w:after="40" w:line="341" w:lineRule="auto"/>
               <w:jc w:val="left"/>
             </w:pPr>
-            <w:r/>
             <w:r>
               <w:rPr>
-                <w:rFonts w:ascii="Times New Roman" w:hAnsi="Times New Roman" w:eastAsia="宋体"/>
+                <w:rFonts w:ascii="黑体" w:hAnsi="黑体"/>
                 <w:b/>
-                <w:color w:val="191919"/>
-                <w:sz w:val="19"/>
               </w:rPr>
-              <w:t>19-2　外/内　片头曲《三人行》（OP） — 日/夜</w:t>
+              <w:t>三张2008北京奥运会门票与《孤独的饭桶》吃播DV</w:t>
+              <w:br/>
+              <w:t>（19-4至19-8场）</w:t>
             </w:r>
           </w:p>
         </w:tc>
         <w:tc>
           <w:tcPr>
-            <w:tcW w:type="dxa" w:w="7344"/>
-            <w:vAlign w:val="center"/>
+            <w:tcW w:type="dxa" w:w="5184"/>
             <w:tcMar>
-              <w:top w:w="105" w:type="dxa"/>
-              <w:bottom w:w="105" w:type="dxa"/>
-              <w:left w:w="145" w:type="dxa"/>
-              <w:right w:w="145" w:type="dxa"/>
+              <w:top w:w="70" w:type="dxa"/>
+              <w:bottom w:w="70" w:type="dxa"/>
+              <w:left w:w="100" w:type="dxa"/>
+              <w:right w:w="100" w:type="dxa"/>
             </w:tcMar>
-            <w:shd w:fill="F7FAFC"/>
+            <w:shd w:fill="F5F7FA"/>
           </w:tcPr>
           <w:p>
             <w:pPr>
-              <w:spacing w:before="40" w:after="40" w:line="341" w:lineRule="auto"/>
               <w:jc w:val="left"/>
             </w:pPr>
-            <w:r/>
             <w:r>
               <w:rPr>
-                <w:rFonts w:ascii="Times New Roman" w:hAnsi="Times New Roman" w:eastAsia="宋体"/>
+                <w:rFonts w:ascii="宋体" w:hAnsi="宋体"/>
                 <w:b w:val="0"/>
-                <w:color w:val="191919"/>
-                <w:sz w:val="19"/>
               </w:rPr>
-              <w:t>【出场人物】环境/意象叙事</w:t>
-              <w:br/>
-              <w:t>【戏剧推进】片头音乐响起，三代同体的命运轨迹在时光漩涡中交错，定格于《三人行》（THE TRIPLE ECHO OF TIME）片名标识。</w:t>
-            </w:r>
-          </w:p>
-        </w:tc>
-      </w:tr>
-      <w:tr>
-        <w:trPr>
-          <w:cantSplit/>
-        </w:trPr>
-        <w:tc>
-          <w:tcPr>
-            <w:tcW w:type="dxa" w:w="3024"/>
-            <w:vAlign w:val="center"/>
-            <w:tcMar>
-              <w:top w:w="105" w:type="dxa"/>
-              <w:bottom w:w="105" w:type="dxa"/>
-              <w:left w:w="145" w:type="dxa"/>
-              <w:right w:w="145" w:type="dxa"/>
-            </w:tcMar>
-          </w:tcPr>
-          <w:p>
-            <w:pPr>
-              <w:spacing w:before="40" w:after="40" w:line="341" w:lineRule="auto"/>
-              <w:jc w:val="left"/>
-            </w:pPr>
-            <w:r/>
-            <w:r>
-              <w:rPr>
-                <w:rFonts w:ascii="Times New Roman" w:hAnsi="Times New Roman" w:eastAsia="宋体"/>
-                <w:b/>
-                <w:color w:val="191919"/>
-                <w:sz w:val="19"/>
-              </w:rPr>
-              <w:t>19-3　内/外　501室餐厅与卧室·大巴车烧烤摊与十字路口 — 夜</w:t>
-            </w:r>
-          </w:p>
-        </w:tc>
-        <w:tc>
-          <w:tcPr>
-            <w:tcW w:type="dxa" w:w="7344"/>
-            <w:vAlign w:val="center"/>
-            <w:tcMar>
-              <w:top w:w="105" w:type="dxa"/>
-              <w:bottom w:w="105" w:type="dxa"/>
-              <w:left w:w="145" w:type="dxa"/>
-              <w:right w:w="145" w:type="dxa"/>
-            </w:tcMar>
-          </w:tcPr>
-          <w:p>
-            <w:pPr>
-              <w:spacing w:before="40" w:after="40" w:line="341" w:lineRule="auto"/>
-              <w:jc w:val="left"/>
-            </w:pPr>
-            <w:r/>
-            <w:r>
-              <w:rPr>
-                <w:rFonts w:ascii="Times New Roman" w:hAnsi="Times New Roman" w:eastAsia="宋体"/>
-                <w:b w:val="0"/>
-                <w:color w:val="191919"/>
-                <w:sz w:val="19"/>
-              </w:rPr>
-              <w:t>【出场人物】刘美奕、赵左右、荀未来</w:t>
-              <w:br/>
-              <w:t>【戏剧推进】夜晚，五零一室赵左右家的餐厅内，画面浮现本集片名：第 19 集 仁。 母亲刘美奕端着刚炒好的热菜放到餐桌上，与十六岁的赵左右相对而坐吃晚饭。刘美奕看了一眼门口方向询问丈夫的去向。 你爸呢？</w:t>
-            </w:r>
-          </w:p>
-        </w:tc>
-      </w:tr>
-      <w:tr>
-        <w:trPr>
-          <w:cantSplit/>
-        </w:trPr>
-        <w:tc>
-          <w:tcPr>
-            <w:tcW w:type="dxa" w:w="3024"/>
-            <w:vAlign w:val="center"/>
-            <w:tcMar>
-              <w:top w:w="105" w:type="dxa"/>
-              <w:bottom w:w="105" w:type="dxa"/>
-              <w:left w:w="145" w:type="dxa"/>
-              <w:right w:w="145" w:type="dxa"/>
-            </w:tcMar>
-            <w:shd w:fill="F7FAFC"/>
-          </w:tcPr>
-          <w:p>
-            <w:pPr>
-              <w:spacing w:before="40" w:after="40" w:line="341" w:lineRule="auto"/>
-              <w:jc w:val="left"/>
-            </w:pPr>
-            <w:r/>
-            <w:r>
-              <w:rPr>
-                <w:rFonts w:ascii="Times New Roman" w:hAnsi="Times New Roman" w:eastAsia="宋体"/>
-                <w:b/>
-                <w:color w:val="191919"/>
-                <w:sz w:val="19"/>
-              </w:rPr>
-              <w:t>19-4　内　502室赵了家客厅·501室赵左右卧室与暑假生活蒙太奇 — 夜/日</w:t>
-            </w:r>
-          </w:p>
-        </w:tc>
-        <w:tc>
-          <w:tcPr>
-            <w:tcW w:type="dxa" w:w="7344"/>
-            <w:vAlign w:val="center"/>
-            <w:tcMar>
-              <w:top w:w="105" w:type="dxa"/>
-              <w:bottom w:w="105" w:type="dxa"/>
-              <w:left w:w="145" w:type="dxa"/>
-              <w:right w:w="145" w:type="dxa"/>
-            </w:tcMar>
-            <w:shd w:fill="F7FAFC"/>
-          </w:tcPr>
-          <w:p>
-            <w:pPr>
-              <w:spacing w:before="40" w:after="40" w:line="341" w:lineRule="auto"/>
-              <w:jc w:val="left"/>
-            </w:pPr>
-            <w:r/>
-            <w:r>
-              <w:rPr>
-                <w:rFonts w:ascii="Times New Roman" w:hAnsi="Times New Roman" w:eastAsia="宋体"/>
-                <w:b w:val="0"/>
-                <w:color w:val="191919"/>
-                <w:sz w:val="19"/>
-              </w:rPr>
-              <w:t>【出场人物】赵左右、赵了、荀未来</w:t>
-              <w:br/>
-              <w:t>【戏剧推进】半个小时后，五零二室赵了家的客厅茶几旁，十六岁的赵左右、四十一岁的荀未来与六十六岁的赵了——三个不同时代的“赵左右”第一次以邻居和朋友的名义围坐在一起吃着烤串！ 十六岁的赵左右一边吃串，一边不遗余力地向“赵爷爷”推销身旁的荀哥。 赵爷爷，荀哥还是很厉害的，他不只会做生活助理！在生意上，荀哥肯定也能给您很多意想不到的好意见的。您知道吧，他做了一个《三人行》的杂志，在整个长林高中都是很火的！</w:t>
-            </w:r>
-          </w:p>
-        </w:tc>
-      </w:tr>
-      <w:tr>
-        <w:trPr>
-          <w:cantSplit/>
-        </w:trPr>
-        <w:tc>
-          <w:tcPr>
-            <w:tcW w:type="dxa" w:w="3024"/>
-            <w:vAlign w:val="center"/>
-            <w:tcMar>
-              <w:top w:w="105" w:type="dxa"/>
-              <w:bottom w:w="105" w:type="dxa"/>
-              <w:left w:w="145" w:type="dxa"/>
-              <w:right w:w="145" w:type="dxa"/>
-            </w:tcMar>
-          </w:tcPr>
-          <w:p>
-            <w:pPr>
-              <w:spacing w:before="40" w:after="40" w:line="341" w:lineRule="auto"/>
-              <w:jc w:val="left"/>
-            </w:pPr>
-            <w:r/>
-            <w:r>
-              <w:rPr>
-                <w:rFonts w:ascii="Times New Roman" w:hAnsi="Times New Roman" w:eastAsia="宋体"/>
-                <w:b/>
-                <w:color w:val="191919"/>
-                <w:sz w:val="19"/>
-              </w:rPr>
-              <w:t>19-5　内　502室赵了家客厅与501室赵东来餐厅 — 日/夜</w:t>
-            </w:r>
-          </w:p>
-        </w:tc>
-        <w:tc>
-          <w:tcPr>
-            <w:tcW w:type="dxa" w:w="7344"/>
-            <w:vAlign w:val="center"/>
-            <w:tcMar>
-              <w:top w:w="105" w:type="dxa"/>
-              <w:bottom w:w="105" w:type="dxa"/>
-              <w:left w:w="145" w:type="dxa"/>
-              <w:right w:w="145" w:type="dxa"/>
-            </w:tcMar>
-          </w:tcPr>
-          <w:p>
-            <w:pPr>
-              <w:spacing w:before="40" w:after="40" w:line="341" w:lineRule="auto"/>
-              <w:jc w:val="left"/>
-            </w:pPr>
-            <w:r/>
-            <w:r>
-              <w:rPr>
-                <w:rFonts w:ascii="Times New Roman" w:hAnsi="Times New Roman" w:eastAsia="宋体"/>
-                <w:b w:val="0"/>
-                <w:color w:val="191919"/>
-                <w:sz w:val="19"/>
-              </w:rPr>
-              <w:t>【出场人物】荀未来、赵左右、赵了、刘美奕、赵东来</w:t>
-              <w:br/>
-              <w:t>【戏剧推进】2008年8月的一个盛夏午后，身穿花衬衫大裤衩的十六岁赵左右怀里抱着一个大西瓜，与同样一身清凉夏装的四十一岁荀未来推门走进五零二室（“当当——！”）。躺在床边摇着蒲扇的六十六岁赵了嫌弃地吐槽：“哎哟，我说你们俩穿的啥，土得掉渣！”赵左右笑嘻嘻地抱着大西瓜转身出门：“天太热了，穿这多凉快啊！我先回家，让我妈把西瓜冰镇切一下！” 等赵左右一走，荀未来关上门，拉过小板凳坐到赵了对面，神色郑重地竖起两根手指。 一个好消息，一个坏消息。</w:t>
-            </w:r>
-          </w:p>
-        </w:tc>
-      </w:tr>
-      <w:tr>
-        <w:trPr>
-          <w:cantSplit/>
-        </w:trPr>
-        <w:tc>
-          <w:tcPr>
-            <w:tcW w:type="dxa" w:w="3024"/>
-            <w:vAlign w:val="center"/>
-            <w:tcMar>
-              <w:top w:w="105" w:type="dxa"/>
-              <w:bottom w:w="105" w:type="dxa"/>
-              <w:left w:w="145" w:type="dxa"/>
-              <w:right w:w="145" w:type="dxa"/>
-            </w:tcMar>
-            <w:shd w:fill="F7FAFC"/>
-          </w:tcPr>
-          <w:p>
-            <w:pPr>
-              <w:spacing w:before="40" w:after="40" w:line="341" w:lineRule="auto"/>
-              <w:jc w:val="left"/>
-            </w:pPr>
-            <w:r/>
-            <w:r>
-              <w:rPr>
-                <w:rFonts w:ascii="Times New Roman" w:hAnsi="Times New Roman" w:eastAsia="宋体"/>
-                <w:b/>
-                <w:color w:val="191919"/>
-                <w:sz w:val="19"/>
-              </w:rPr>
-              <w:t>19-6　内/外　501室赵左右卧室·徐图图卧室·五楼楼梯间与市二院急诊室 — 夜/日</w:t>
-            </w:r>
-          </w:p>
-        </w:tc>
-        <w:tc>
-          <w:tcPr>
-            <w:tcW w:type="dxa" w:w="7344"/>
-            <w:vAlign w:val="center"/>
-            <w:tcMar>
-              <w:top w:w="105" w:type="dxa"/>
-              <w:bottom w:w="105" w:type="dxa"/>
-              <w:left w:w="145" w:type="dxa"/>
-              <w:right w:w="145" w:type="dxa"/>
-            </w:tcMar>
-            <w:shd w:fill="F7FAFC"/>
-          </w:tcPr>
-          <w:p>
-            <w:pPr>
-              <w:spacing w:before="40" w:after="40" w:line="341" w:lineRule="auto"/>
-              <w:jc w:val="left"/>
-            </w:pPr>
-            <w:r/>
-            <w:r>
-              <w:rPr>
-                <w:rFonts w:ascii="Times New Roman" w:hAnsi="Times New Roman" w:eastAsia="宋体"/>
-                <w:b w:val="0"/>
-                <w:color w:val="191919"/>
-                <w:sz w:val="19"/>
-              </w:rPr>
-              <w:t>【出场人物】赵左右、徐图图、赵了、荀未来、急诊男医生</w:t>
-              <w:br/>
-              <w:t>【戏剧推进】出发去北京看奥运会的前夜，五零一室卧室内，十六岁的赵左右正蹲在地上兴高采烈地往行李箱里叠衣服，一边用手机和徐图图煲电话粥。 你可别太羡慕我啊！哥们儿现在已经在收拾行李了，明天一早出发！ 徐图图家的卧室内，徐图图盘腿坐在床上握着索尼爱立信手机，撒娇般地提出要求。</w:t>
-            </w:r>
-          </w:p>
-        </w:tc>
-      </w:tr>
-      <w:tr>
-        <w:trPr>
-          <w:cantSplit/>
-        </w:trPr>
-        <w:tc>
-          <w:tcPr>
-            <w:tcW w:type="dxa" w:w="3024"/>
-            <w:vAlign w:val="center"/>
-            <w:tcMar>
-              <w:top w:w="105" w:type="dxa"/>
-              <w:bottom w:w="105" w:type="dxa"/>
-              <w:left w:w="145" w:type="dxa"/>
-              <w:right w:w="145" w:type="dxa"/>
-            </w:tcMar>
-          </w:tcPr>
-          <w:p>
-            <w:pPr>
-              <w:spacing w:before="40" w:after="40" w:line="341" w:lineRule="auto"/>
-              <w:jc w:val="left"/>
-            </w:pPr>
-            <w:r/>
-            <w:r>
-              <w:rPr>
-                <w:rFonts w:ascii="Times New Roman" w:hAnsi="Times New Roman" w:eastAsia="宋体"/>
-                <w:b/>
-                <w:color w:val="191919"/>
-                <w:sz w:val="19"/>
-              </w:rPr>
-              <w:t>19-7　内/外　501室客厅·市二院住院病房·日用品批发仓与502室暗室 — 日</w:t>
-            </w:r>
-          </w:p>
-        </w:tc>
-        <w:tc>
-          <w:tcPr>
-            <w:tcW w:type="dxa" w:w="7344"/>
-            <w:vAlign w:val="center"/>
-            <w:tcMar>
-              <w:top w:w="105" w:type="dxa"/>
-              <w:bottom w:w="105" w:type="dxa"/>
-              <w:left w:w="145" w:type="dxa"/>
-              <w:right w:w="145" w:type="dxa"/>
-            </w:tcMar>
-          </w:tcPr>
-          <w:p>
-            <w:pPr>
-              <w:spacing w:before="40" w:after="40" w:line="341" w:lineRule="auto"/>
-              <w:jc w:val="left"/>
-            </w:pPr>
-            <w:r/>
-            <w:r>
-              <w:rPr>
-                <w:rFonts w:ascii="Times New Roman" w:hAnsi="Times New Roman" w:eastAsia="宋体"/>
-                <w:b w:val="0"/>
-                <w:color w:val="191919"/>
-                <w:sz w:val="19"/>
-              </w:rPr>
-              <w:t>【出场人物】赵左右、刘美奕、主治医生、赵东来、荀未来、林开颜</w:t>
-              <w:br/>
-              <w:t>【戏剧推进】知道父母刚下岗手头紧的荀未来急忙追进五零一室想要拦住赵左右，可赵左右已经冲着屋里的赵东来和刘美奕开了口！ 爸，妈！借我点钱，有急用！赵爷爷在医院抢救呢，他平时只用现金，钱在保险柜里拿不出来，咱能不能先帮他把医药费给垫上？ 荀未来连忙拉住赵左右向刘美奕赔笑说“没事阿姨，我们有钱”。刚刚下岗、昨天还在为家里失去固定收入而发愁的赵东来面露难色，刚说了半句“咱们家现在的情况，在经济方面……”，旁边的刘美奕却二话不说，一把抓起沙发上的手提包就往门……</w:t>
-            </w:r>
-          </w:p>
-        </w:tc>
-      </w:tr>
-      <w:tr>
-        <w:trPr>
-          <w:cantSplit/>
-        </w:trPr>
-        <w:tc>
-          <w:tcPr>
-            <w:tcW w:type="dxa" w:w="3024"/>
-            <w:vAlign w:val="center"/>
-            <w:tcMar>
-              <w:top w:w="105" w:type="dxa"/>
-              <w:bottom w:w="105" w:type="dxa"/>
-              <w:left w:w="145" w:type="dxa"/>
-              <w:right w:w="145" w:type="dxa"/>
-            </w:tcMar>
-            <w:shd w:fill="F7FAFC"/>
-          </w:tcPr>
-          <w:p>
-            <w:pPr>
-              <w:spacing w:before="40" w:after="40" w:line="341" w:lineRule="auto"/>
-              <w:jc w:val="left"/>
-            </w:pPr>
-            <w:r/>
-            <w:r>
-              <w:rPr>
-                <w:rFonts w:ascii="Times New Roman" w:hAnsi="Times New Roman" w:eastAsia="宋体"/>
-                <w:b/>
-                <w:color w:val="191919"/>
-                <w:sz w:val="19"/>
-              </w:rPr>
-              <w:t>微机室电脑【黍豆网｜《陪你吃饭·第一期》】网页与评论</w:t>
-              <w:br/>
-              <w:t>（场次：第19-1场）</w:t>
-            </w:r>
-          </w:p>
-        </w:tc>
-        <w:tc>
-          <w:tcPr>
-            <w:tcW w:type="dxa" w:w="7344"/>
-            <w:vAlign w:val="center"/>
-            <w:tcMar>
-              <w:top w:w="105" w:type="dxa"/>
-              <w:bottom w:w="105" w:type="dxa"/>
-              <w:left w:w="145" w:type="dxa"/>
-              <w:right w:w="145" w:type="dxa"/>
-            </w:tcMar>
-            <w:shd w:fill="F7FAFC"/>
-          </w:tcPr>
-          <w:p>
-            <w:pPr>
-              <w:spacing w:before="40" w:after="40" w:line="341" w:lineRule="auto"/>
-              <w:jc w:val="left"/>
-            </w:pPr>
-            <w:r/>
-            <w:r>
-              <w:rPr>
-                <w:rFonts w:ascii="Times New Roman" w:hAnsi="Times New Roman" w:eastAsia="宋体"/>
-                <w:b w:val="0"/>
-                <w:color w:val="191919"/>
-                <w:sz w:val="19"/>
-              </w:rPr>
-              <w:t>【原片微距文字与物理特征实证】视频标题：《陪你吃饭·第一期》｜作者：赵左右带你看；网友“岁月的痕迹”评论：画质太差，不然还能多吃一碗饭。</w:t>
-            </w:r>
-          </w:p>
-        </w:tc>
-      </w:tr>
-      <w:tr>
-        <w:trPr>
-          <w:cantSplit/>
-        </w:trPr>
-        <w:tc>
-          <w:tcPr>
-            <w:tcW w:type="dxa" w:w="3024"/>
-            <w:vAlign w:val="center"/>
-            <w:tcMar>
-              <w:top w:w="105" w:type="dxa"/>
-              <w:bottom w:w="105" w:type="dxa"/>
-              <w:left w:w="145" w:type="dxa"/>
-              <w:right w:w="145" w:type="dxa"/>
-            </w:tcMar>
-          </w:tcPr>
-          <w:p>
-            <w:pPr>
-              <w:spacing w:before="40" w:after="40" w:line="341" w:lineRule="auto"/>
-              <w:jc w:val="left"/>
-            </w:pPr>
-            <w:r/>
-            <w:r>
-              <w:rPr>
-                <w:rFonts w:ascii="Times New Roman" w:hAnsi="Times New Roman" w:eastAsia="宋体"/>
-                <w:b/>
-                <w:color w:val="191919"/>
-                <w:sz w:val="19"/>
-              </w:rPr>
-              <w:t>501室餐桌母子晚餐与本集片名花字《第 19 集 仁》</w:t>
-              <w:br/>
-              <w:t>（场次：第19-3场）</w:t>
-            </w:r>
-          </w:p>
-        </w:tc>
-        <w:tc>
-          <w:tcPr>
-            <w:tcW w:type="dxa" w:w="7344"/>
-            <w:vAlign w:val="center"/>
-            <w:tcMar>
-              <w:top w:w="105" w:type="dxa"/>
-              <w:bottom w:w="105" w:type="dxa"/>
-              <w:left w:w="145" w:type="dxa"/>
-              <w:right w:w="145" w:type="dxa"/>
-            </w:tcMar>
-          </w:tcPr>
-          <w:p>
-            <w:pPr>
-              <w:spacing w:before="40" w:after="40" w:line="341" w:lineRule="auto"/>
-              <w:jc w:val="left"/>
-            </w:pPr>
-            <w:r/>
-            <w:r>
-              <w:rPr>
-                <w:rFonts w:ascii="Times New Roman" w:hAnsi="Times New Roman" w:eastAsia="宋体"/>
-                <w:b w:val="0"/>
-                <w:color w:val="191919"/>
-                <w:sz w:val="19"/>
-              </w:rPr>
-              <w:t>【原片微距文字与物理特征实证】刘美奕与赵左右吃晚饭，画面浮现片名《第 19 集 仁》（既呼应长林八中“行仁楼”，更升华本集父母涌泉相报、三代相濡以沫的“仁义”内核）。</w:t>
-            </w:r>
-          </w:p>
-        </w:tc>
-      </w:tr>
-      <w:tr>
-        <w:trPr>
-          <w:cantSplit/>
-        </w:trPr>
-        <w:tc>
-          <w:tcPr>
-            <w:tcW w:type="dxa" w:w="3024"/>
-            <w:vAlign w:val="center"/>
-            <w:tcMar>
-              <w:top w:w="105" w:type="dxa"/>
-              <w:bottom w:w="105" w:type="dxa"/>
-              <w:left w:w="145" w:type="dxa"/>
-              <w:right w:w="145" w:type="dxa"/>
-            </w:tcMar>
-            <w:shd w:fill="F7FAFC"/>
-          </w:tcPr>
-          <w:p>
-            <w:pPr>
-              <w:spacing w:before="40" w:after="40" w:line="341" w:lineRule="auto"/>
-              <w:jc w:val="left"/>
-            </w:pPr>
-            <w:r/>
-            <w:r>
-              <w:rPr>
-                <w:rFonts w:ascii="Times New Roman" w:hAnsi="Times New Roman" w:eastAsia="宋体"/>
-                <w:b/>
-                <w:color w:val="191919"/>
-                <w:sz w:val="19"/>
-              </w:rPr>
-              <w:t>雪夜街头由报废大客车改造的“大巴车烧烤”摊灯箱</w:t>
-              <w:br/>
-              <w:t>（场次：第19-3场）</w:t>
-            </w:r>
-          </w:p>
-        </w:tc>
-        <w:tc>
-          <w:tcPr>
-            <w:tcW w:type="dxa" w:w="7344"/>
-            <w:vAlign w:val="center"/>
-            <w:tcMar>
-              <w:top w:w="105" w:type="dxa"/>
-              <w:bottom w:w="105" w:type="dxa"/>
-              <w:left w:w="145" w:type="dxa"/>
-              <w:right w:w="145" w:type="dxa"/>
-            </w:tcMar>
-            <w:shd w:fill="F7FAFC"/>
-          </w:tcPr>
-          <w:p>
-            <w:pPr>
-              <w:spacing w:before="40" w:after="40" w:line="341" w:lineRule="auto"/>
-              <w:jc w:val="left"/>
-            </w:pPr>
-            <w:r/>
-            <w:r>
-              <w:rPr>
-                <w:rFonts w:ascii="Times New Roman" w:hAnsi="Times New Roman" w:eastAsia="宋体"/>
-                <w:b w:val="0"/>
-                <w:color w:val="191919"/>
-                <w:sz w:val="19"/>
-              </w:rPr>
-              <w:t>【原片微距文字与物理特征实证】车身印有“核定载人数 41”，灯箱写着“大巴车烧烤”；荀未来穿赵了的红羽绒服在此打包烤串，见赵左右追来从大巴后窗翻窗逃跑。</w:t>
-            </w:r>
-          </w:p>
-        </w:tc>
-      </w:tr>
-      <w:tr>
-        <w:trPr>
-          <w:cantSplit/>
-        </w:trPr>
-        <w:tc>
-          <w:tcPr>
-            <w:tcW w:type="dxa" w:w="3024"/>
-            <w:vAlign w:val="center"/>
-            <w:tcMar>
-              <w:top w:w="105" w:type="dxa"/>
-              <w:bottom w:w="105" w:type="dxa"/>
-              <w:left w:w="145" w:type="dxa"/>
-              <w:right w:w="145" w:type="dxa"/>
-            </w:tcMar>
-          </w:tcPr>
-          <w:p>
-            <w:pPr>
-              <w:spacing w:before="40" w:after="40" w:line="341" w:lineRule="auto"/>
-              <w:jc w:val="left"/>
-            </w:pPr>
-            <w:r/>
-            <w:r>
-              <w:rPr>
-                <w:rFonts w:ascii="Times New Roman" w:hAnsi="Times New Roman" w:eastAsia="宋体"/>
-                <w:b/>
-                <w:color w:val="191919"/>
-                <w:sz w:val="19"/>
-              </w:rPr>
-              <w:t>荀未来为躲避赵左右翻窗藏身的“绿色大塑料垃圾桶”</w:t>
-              <w:br/>
-              <w:t>（场次：第19-3场）</w:t>
-            </w:r>
-          </w:p>
-        </w:tc>
-        <w:tc>
-          <w:tcPr>
-            <w:tcW w:type="dxa" w:w="7344"/>
-            <w:vAlign w:val="center"/>
-            <w:tcMar>
-              <w:top w:w="105" w:type="dxa"/>
-              <w:bottom w:w="105" w:type="dxa"/>
-              <w:left w:w="145" w:type="dxa"/>
-              <w:right w:w="145" w:type="dxa"/>
-            </w:tcMar>
-          </w:tcPr>
-          <w:p>
-            <w:pPr>
-              <w:spacing w:before="40" w:after="40" w:line="341" w:lineRule="auto"/>
-              <w:jc w:val="left"/>
-            </w:pPr>
-            <w:r/>
-            <w:r>
-              <w:rPr>
-                <w:rFonts w:ascii="Times New Roman" w:hAnsi="Times New Roman" w:eastAsia="宋体"/>
-                <w:b w:val="0"/>
-                <w:color w:val="191919"/>
-                <w:sz w:val="19"/>
-              </w:rPr>
-              <w:t>【原片微距文字与物理特征实证】荀未来躲在垃圾桶里吐槽小赵没有边界感，沾了一身垃圾酸臭味，却在赵左右摔车后获得少年“就算你从粪坑爬出来也是我们荀哥”的拥抱。</w:t>
-            </w:r>
-          </w:p>
-        </w:tc>
-      </w:tr>
-      <w:tr>
-        <w:trPr>
-          <w:cantSplit/>
-        </w:trPr>
-        <w:tc>
-          <w:tcPr>
-            <w:tcW w:type="dxa" w:w="3024"/>
-            <w:vAlign w:val="center"/>
-            <w:tcMar>
-              <w:top w:w="105" w:type="dxa"/>
-              <w:bottom w:w="105" w:type="dxa"/>
-              <w:left w:w="145" w:type="dxa"/>
-              <w:right w:w="145" w:type="dxa"/>
-            </w:tcMar>
-            <w:shd w:fill="F7FAFC"/>
-          </w:tcPr>
-          <w:p>
-            <w:pPr>
-              <w:spacing w:before="40" w:after="40" w:line="341" w:lineRule="auto"/>
-              <w:jc w:val="left"/>
-            </w:pPr>
-            <w:r/>
-            <w:r>
-              <w:rPr>
-                <w:rFonts w:ascii="Times New Roman" w:hAnsi="Times New Roman" w:eastAsia="宋体"/>
-                <w:b/>
-                <w:color w:val="191919"/>
-                <w:sz w:val="19"/>
-              </w:rPr>
-              <w:t>【三个月后 暑假】转场字幕与三代赵左右夏日同居日常</w:t>
-              <w:br/>
-              <w:t>（场次：第19-4场）</w:t>
-            </w:r>
-          </w:p>
-        </w:tc>
-        <w:tc>
-          <w:tcPr>
-            <w:tcW w:type="dxa" w:w="7344"/>
-            <w:vAlign w:val="center"/>
-            <w:tcMar>
-              <w:top w:w="105" w:type="dxa"/>
-              <w:bottom w:w="105" w:type="dxa"/>
-              <w:left w:w="145" w:type="dxa"/>
-              <w:right w:w="145" w:type="dxa"/>
-            </w:tcMar>
-            <w:shd w:fill="F7FAFC"/>
-          </w:tcPr>
-          <w:p>
-            <w:pPr>
-              <w:spacing w:before="40" w:after="40" w:line="341" w:lineRule="auto"/>
-              <w:jc w:val="left"/>
-            </w:pPr>
-            <w:r/>
-            <w:r>
-              <w:rPr>
-                <w:rFonts w:ascii="Times New Roman" w:hAnsi="Times New Roman" w:eastAsia="宋体"/>
-                <w:b w:val="0"/>
-                <w:color w:val="191919"/>
-                <w:sz w:val="19"/>
-              </w:rPr>
-              <w:t>【原片微距文字与物理特征实证】字幕：三个月后 暑假；16岁赵左右、41岁荀未来、66岁赵了在502室吹风扇吃金桔、小炒馆聚餐、电玩城打《街头霸王》与投篮机。</w:t>
-            </w:r>
-          </w:p>
-        </w:tc>
-      </w:tr>
-      <w:tr>
-        <w:trPr>
-          <w:cantSplit/>
-        </w:trPr>
-        <w:tc>
-          <w:tcPr>
-            <w:tcW w:type="dxa" w:w="3024"/>
-            <w:vAlign w:val="center"/>
-            <w:tcMar>
-              <w:top w:w="105" w:type="dxa"/>
-              <w:bottom w:w="105" w:type="dxa"/>
-              <w:left w:w="145" w:type="dxa"/>
-              <w:right w:w="145" w:type="dxa"/>
-            </w:tcMar>
-          </w:tcPr>
-          <w:p>
-            <w:pPr>
-              <w:spacing w:before="40" w:after="40" w:line="341" w:lineRule="auto"/>
-              <w:jc w:val="left"/>
-            </w:pPr>
-            <w:r/>
-            <w:r>
-              <w:rPr>
-                <w:rFonts w:ascii="Times New Roman" w:hAnsi="Times New Roman" w:eastAsia="宋体"/>
-                <w:b/>
-                <w:color w:val="191919"/>
-                <w:sz w:val="19"/>
-              </w:rPr>
-              <w:t>502室茶几上的冰镇西瓜、宏宝莱汽水与三张北京奥运会门票</w:t>
-              <w:br/>
-              <w:t>（场次：第19-5场）</w:t>
-            </w:r>
-          </w:p>
-        </w:tc>
-        <w:tc>
-          <w:tcPr>
-            <w:tcW w:type="dxa" w:w="7344"/>
-            <w:vAlign w:val="center"/>
-            <w:tcMar>
-              <w:top w:w="105" w:type="dxa"/>
-              <w:bottom w:w="105" w:type="dxa"/>
-              <w:left w:w="145" w:type="dxa"/>
-              <w:right w:w="145" w:type="dxa"/>
-            </w:tcMar>
-          </w:tcPr>
-          <w:p>
-            <w:pPr>
-              <w:spacing w:before="40" w:after="40" w:line="341" w:lineRule="auto"/>
-              <w:jc w:val="left"/>
-            </w:pPr>
-            <w:r/>
-            <w:r>
-              <w:rPr>
-                <w:rFonts w:ascii="Times New Roman" w:hAnsi="Times New Roman" w:eastAsia="宋体"/>
-                <w:b w:val="0"/>
-                <w:color w:val="191919"/>
-                <w:sz w:val="19"/>
-              </w:rPr>
-              <w:t>【原片微距文字与物理特征实证】赵左右拿出父亲赵东来给的三张北京奥运会门票邀荀哥和赵爷爷同去，促成当晚赵了与荀未来关于“和爸妈坐火车去北京”的深夜和解。</w:t>
-            </w:r>
-          </w:p>
-        </w:tc>
-      </w:tr>
-      <w:tr>
-        <w:trPr>
-          <w:cantSplit/>
-        </w:trPr>
-        <w:tc>
-          <w:tcPr>
-            <w:tcW w:type="dxa" w:w="3024"/>
-            <w:vAlign w:val="center"/>
-            <w:tcMar>
-              <w:top w:w="105" w:type="dxa"/>
-              <w:bottom w:w="105" w:type="dxa"/>
-              <w:left w:w="145" w:type="dxa"/>
-              <w:right w:w="145" w:type="dxa"/>
-            </w:tcMar>
-            <w:shd w:fill="F7FAFC"/>
-          </w:tcPr>
-          <w:p>
-            <w:pPr>
-              <w:spacing w:before="40" w:after="40" w:line="341" w:lineRule="auto"/>
-              <w:jc w:val="left"/>
-            </w:pPr>
-            <w:r/>
-            <w:r>
-              <w:rPr>
-                <w:rFonts w:ascii="Times New Roman" w:hAnsi="Times New Roman" w:eastAsia="宋体"/>
-                <w:b/>
-                <w:color w:val="191919"/>
-                <w:sz w:val="19"/>
-              </w:rPr>
-              <w:t>501室餐桌上赵东来的《单位下岗/解除劳动合同补偿协议书》</w:t>
-              <w:br/>
-              <w:t>（场次：第19-5场）</w:t>
-            </w:r>
-          </w:p>
-        </w:tc>
-        <w:tc>
-          <w:tcPr>
-            <w:tcW w:type="dxa" w:w="7344"/>
-            <w:vAlign w:val="center"/>
-            <w:tcMar>
-              <w:top w:w="105" w:type="dxa"/>
-              <w:bottom w:w="105" w:type="dxa"/>
-              <w:left w:w="145" w:type="dxa"/>
-              <w:right w:w="145" w:type="dxa"/>
-            </w:tcMar>
-            <w:shd w:fill="F7FAFC"/>
-          </w:tcPr>
-          <w:p>
-            <w:pPr>
-              <w:spacing w:before="40" w:after="40" w:line="341" w:lineRule="auto"/>
-              <w:jc w:val="left"/>
-            </w:pPr>
-            <w:r/>
-            <w:r>
-              <w:rPr>
-                <w:rFonts w:ascii="Times New Roman" w:hAnsi="Times New Roman" w:eastAsia="宋体"/>
-                <w:b w:val="0"/>
-                <w:color w:val="191919"/>
-                <w:sz w:val="19"/>
-              </w:rPr>
-              <w:t>【原片微距文字与物理特征实证】揭示奥运门票的辛酸来历：老员工赵东来被单位强行下岗，仅发了几张奥运门票打发，赵家瞬间失去了固定收入来源。</w:t>
-            </w:r>
-          </w:p>
-        </w:tc>
-      </w:tr>
-      <w:tr>
-        <w:trPr>
-          <w:cantSplit/>
-        </w:trPr>
-        <w:tc>
-          <w:tcPr>
-            <w:tcW w:type="dxa" w:w="3024"/>
-            <w:vAlign w:val="center"/>
-            <w:tcMar>
-              <w:top w:w="105" w:type="dxa"/>
-              <w:bottom w:w="105" w:type="dxa"/>
-              <w:left w:w="145" w:type="dxa"/>
-              <w:right w:w="145" w:type="dxa"/>
-            </w:tcMar>
-          </w:tcPr>
-          <w:p>
-            <w:pPr>
-              <w:spacing w:before="40" w:after="40" w:line="341" w:lineRule="auto"/>
-              <w:jc w:val="left"/>
-            </w:pPr>
-            <w:r/>
-            <w:r>
-              <w:rPr>
-                <w:rFonts w:ascii="Times New Roman" w:hAnsi="Times New Roman" w:eastAsia="宋体"/>
-                <w:b/>
-                <w:color w:val="191919"/>
-                <w:sz w:val="19"/>
-              </w:rPr>
-              <w:t>刘美奕放在餐桌上的《烽火巾帼（35集定稿）》剧本</w:t>
-              <w:br/>
-              <w:t>（场次：第19-5场）</w:t>
-            </w:r>
-          </w:p>
-        </w:tc>
-        <w:tc>
-          <w:tcPr>
-            <w:tcW w:type="dxa" w:w="7344"/>
-            <w:vAlign w:val="center"/>
-            <w:tcMar>
-              <w:top w:w="105" w:type="dxa"/>
-              <w:bottom w:w="105" w:type="dxa"/>
-              <w:left w:w="145" w:type="dxa"/>
-              <w:right w:w="145" w:type="dxa"/>
-            </w:tcMar>
-          </w:tcPr>
-          <w:p>
-            <w:pPr>
-              <w:spacing w:before="40" w:after="40" w:line="341" w:lineRule="auto"/>
-              <w:jc w:val="left"/>
-            </w:pPr>
-            <w:r/>
-            <w:r>
-              <w:rPr>
-                <w:rFonts w:ascii="Times New Roman" w:hAnsi="Times New Roman" w:eastAsia="宋体"/>
-                <w:b w:val="0"/>
-                <w:color w:val="191919"/>
-                <w:sz w:val="19"/>
-              </w:rPr>
-              <w:t>【原片微距文字与物理特征实证】面对丈夫下岗的家庭经济危机，刚辞去电影院工作准备拍《烽火巾帼》的刘美奕陷入艰难抉择。</w:t>
-            </w:r>
-          </w:p>
-        </w:tc>
-      </w:tr>
-      <w:tr>
-        <w:trPr>
-          <w:cantSplit/>
-        </w:trPr>
-        <w:tc>
-          <w:tcPr>
-            <w:tcW w:type="dxa" w:w="3024"/>
-            <w:vAlign w:val="center"/>
-            <w:tcMar>
-              <w:top w:w="105" w:type="dxa"/>
-              <w:bottom w:w="105" w:type="dxa"/>
-              <w:left w:w="145" w:type="dxa"/>
-              <w:right w:w="145" w:type="dxa"/>
-            </w:tcMar>
-            <w:shd w:fill="F7FAFC"/>
-          </w:tcPr>
-          <w:p>
-            <w:pPr>
-              <w:spacing w:before="40" w:after="40" w:line="341" w:lineRule="auto"/>
-              <w:jc w:val="left"/>
-            </w:pPr>
-            <w:r/>
-            <w:r>
-              <w:rPr>
-                <w:rFonts w:ascii="Times New Roman" w:hAnsi="Times New Roman" w:eastAsia="宋体"/>
-                <w:b/>
-                <w:color w:val="191919"/>
-                <w:sz w:val="19"/>
-              </w:rPr>
-              <w:t>徐图图索尼爱立信手机【左右电台退订回复TD ➔ 恭喜订阅成功】</w:t>
-              <w:br/>
-              <w:t>（场次：第19-6场）</w:t>
-            </w:r>
-          </w:p>
-        </w:tc>
-        <w:tc>
-          <w:tcPr>
-            <w:tcW w:type="dxa" w:w="7344"/>
-            <w:vAlign w:val="center"/>
-            <w:tcMar>
-              <w:top w:w="105" w:type="dxa"/>
-              <w:bottom w:w="105" w:type="dxa"/>
-              <w:left w:w="145" w:type="dxa"/>
-              <w:right w:w="145" w:type="dxa"/>
-            </w:tcMar>
-            <w:shd w:fill="F7FAFC"/>
-          </w:tcPr>
-          <w:p>
-            <w:pPr>
-              <w:spacing w:before="40" w:after="40" w:line="341" w:lineRule="auto"/>
-              <w:jc w:val="left"/>
-            </w:pPr>
-            <w:r/>
-            <w:r>
-              <w:rPr>
-                <w:rFonts w:ascii="Times New Roman" w:hAnsi="Times New Roman" w:eastAsia="宋体"/>
-                <w:b w:val="0"/>
-                <w:color w:val="191919"/>
-                <w:sz w:val="19"/>
-              </w:rPr>
-              <w:t>【原片微距文字与物理特征实证】出发看奥运前夜，赵左右给徐图图发搞笑短信实况转播奥运，徐图图回“TD &gt;.&lt;”后收到“恭喜您，订阅成功！”，甜度爆表。</w:t>
-            </w:r>
-          </w:p>
-        </w:tc>
-      </w:tr>
-      <w:tr>
-        <w:trPr>
-          <w:cantSplit/>
-        </w:trPr>
-        <w:tc>
-          <w:tcPr>
-            <w:tcW w:type="dxa" w:w="3024"/>
-            <w:vAlign w:val="center"/>
-            <w:tcMar>
-              <w:top w:w="105" w:type="dxa"/>
-              <w:bottom w:w="105" w:type="dxa"/>
-              <w:left w:w="145" w:type="dxa"/>
-              <w:right w:w="145" w:type="dxa"/>
-            </w:tcMar>
-          </w:tcPr>
-          <w:p>
-            <w:pPr>
-              <w:spacing w:before="40" w:after="40" w:line="341" w:lineRule="auto"/>
-              <w:jc w:val="left"/>
-            </w:pPr>
-            <w:r/>
-            <w:r>
-              <w:rPr>
-                <w:rFonts w:ascii="Times New Roman" w:hAnsi="Times New Roman" w:eastAsia="宋体"/>
-                <w:b/>
-                <w:color w:val="191919"/>
-                <w:sz w:val="19"/>
-              </w:rPr>
-              <w:t>502室门外走廊赵了突发心脏骤停倒地与滚落的草帽</w:t>
-              <w:br/>
-              <w:t>（场次：第19-6场）</w:t>
-            </w:r>
-          </w:p>
-        </w:tc>
-        <w:tc>
-          <w:tcPr>
-            <w:tcW w:type="dxa" w:w="7344"/>
-            <w:vAlign w:val="center"/>
-            <w:tcMar>
-              <w:top w:w="105" w:type="dxa"/>
-              <w:bottom w:w="105" w:type="dxa"/>
-              <w:left w:w="145" w:type="dxa"/>
-              <w:right w:w="145" w:type="dxa"/>
-            </w:tcMar>
-          </w:tcPr>
-          <w:p>
-            <w:pPr>
-              <w:spacing w:before="40" w:after="40" w:line="341" w:lineRule="auto"/>
-              <w:jc w:val="left"/>
-            </w:pPr>
-            <w:r/>
-            <w:r>
-              <w:rPr>
-                <w:rFonts w:ascii="Times New Roman" w:hAnsi="Times New Roman" w:eastAsia="宋体"/>
-                <w:b w:val="0"/>
-                <w:color w:val="191919"/>
-                <w:sz w:val="19"/>
-              </w:rPr>
-              <w:t>【原片微距文字与物理特征实证】出发去北京的清晨，回屋拿草帽的66岁赵了突发心脏病倒在门外呼吸心跳停止，荀未来跪地拼命做心肺复苏将其救回。</w:t>
-            </w:r>
-          </w:p>
-        </w:tc>
-      </w:tr>
-      <w:tr>
-        <w:trPr>
-          <w:cantSplit/>
-        </w:trPr>
-        <w:tc>
-          <w:tcPr>
-            <w:tcW w:type="dxa" w:w="3024"/>
-            <w:vAlign w:val="center"/>
-            <w:tcMar>
-              <w:top w:w="105" w:type="dxa"/>
-              <w:bottom w:w="105" w:type="dxa"/>
-              <w:left w:w="145" w:type="dxa"/>
-              <w:right w:w="145" w:type="dxa"/>
-            </w:tcMar>
-            <w:shd w:fill="F7FAFC"/>
-          </w:tcPr>
-          <w:p>
-            <w:pPr>
-              <w:spacing w:before="40" w:after="40" w:line="341" w:lineRule="auto"/>
-              <w:jc w:val="left"/>
-            </w:pPr>
-            <w:r/>
-            <w:r>
-              <w:rPr>
-                <w:rFonts w:ascii="Times New Roman" w:hAnsi="Times New Roman" w:eastAsia="宋体"/>
-                <w:b/>
-                <w:color w:val="191919"/>
-                <w:sz w:val="19"/>
-              </w:rPr>
-              <w:t>荀未来在赵了电子保险柜试输【19920811】与【19920120】报错</w:t>
-              <w:br/>
-              <w:t>（场次：第19-6场）</w:t>
-            </w:r>
-          </w:p>
-        </w:tc>
-        <w:tc>
-          <w:tcPr>
-            <w:tcW w:type="dxa" w:w="7344"/>
-            <w:vAlign w:val="center"/>
-            <w:tcMar>
-              <w:top w:w="105" w:type="dxa"/>
-              <w:bottom w:w="105" w:type="dxa"/>
-              <w:left w:w="145" w:type="dxa"/>
-              <w:right w:w="145" w:type="dxa"/>
-            </w:tcMar>
-            <w:shd w:fill="F7FAFC"/>
-          </w:tcPr>
-          <w:p>
-            <w:pPr>
-              <w:spacing w:before="40" w:after="40" w:line="341" w:lineRule="auto"/>
-              <w:jc w:val="left"/>
-            </w:pPr>
-            <w:r/>
-            <w:r>
-              <w:rPr>
-                <w:rFonts w:ascii="Times New Roman" w:hAnsi="Times New Roman" w:eastAsia="宋体"/>
-                <w:b w:val="0"/>
-                <w:color w:val="191919"/>
-                <w:sz w:val="19"/>
-              </w:rPr>
-              <w:t>【原片微距文字与物理特征实证】为筹医药费，荀未来在保险柜依次输入徐图图生日（19920811）和自己生日（19920120）均提示Error，被小赵吐槽“赵爷爷怎么可能92年”。</w:t>
-            </w:r>
-          </w:p>
-        </w:tc>
-      </w:tr>
-      <w:tr>
-        <w:trPr>
-          <w:cantSplit/>
-        </w:trPr>
-        <w:tc>
-          <w:tcPr>
-            <w:tcW w:type="dxa" w:w="3024"/>
-            <w:vAlign w:val="center"/>
-            <w:tcMar>
-              <w:top w:w="105" w:type="dxa"/>
-              <w:bottom w:w="105" w:type="dxa"/>
-              <w:left w:w="145" w:type="dxa"/>
-              <w:right w:w="145" w:type="dxa"/>
-            </w:tcMar>
-          </w:tcPr>
-          <w:p>
-            <w:pPr>
-              <w:spacing w:before="40" w:after="40" w:line="341" w:lineRule="auto"/>
-              <w:jc w:val="left"/>
-            </w:pPr>
-            <w:r/>
-            <w:r>
-              <w:rPr>
-                <w:rFonts w:ascii="Times New Roman" w:hAnsi="Times New Roman" w:eastAsia="宋体"/>
-                <w:b/>
-                <w:color w:val="191919"/>
-                <w:sz w:val="19"/>
-              </w:rPr>
-              <w:t>赵左右在“温馨一站式批发仓”推购物车采购护理脸盆毛巾</w:t>
-              <w:br/>
-              <w:t>（场次：第19-7场）</w:t>
-            </w:r>
-          </w:p>
-        </w:tc>
-        <w:tc>
-          <w:tcPr>
-            <w:tcW w:type="dxa" w:w="7344"/>
-            <w:vAlign w:val="center"/>
-            <w:tcMar>
-              <w:top w:w="105" w:type="dxa"/>
-              <w:bottom w:w="105" w:type="dxa"/>
-              <w:left w:w="145" w:type="dxa"/>
-              <w:right w:w="145" w:type="dxa"/>
-            </w:tcMar>
-          </w:tcPr>
-          <w:p>
-            <w:pPr>
-              <w:spacing w:before="40" w:after="40" w:line="341" w:lineRule="auto"/>
-              <w:jc w:val="left"/>
-            </w:pPr>
-            <w:r/>
-            <w:r>
-              <w:rPr>
-                <w:rFonts w:ascii="Times New Roman" w:hAnsi="Times New Roman" w:eastAsia="宋体"/>
-                <w:b w:val="0"/>
-                <w:color w:val="191919"/>
-                <w:sz w:val="19"/>
-              </w:rPr>
-              <w:t>【原片微距文字与物理特征实证】赵了成为植物人被接回502室后，16岁赵左右主动去批发市场采购塑料盆、毛巾、漱口杯，并去买绿植为赵爷爷祈福。</w:t>
-            </w:r>
-          </w:p>
-        </w:tc>
-      </w:tr>
-      <w:tr>
-        <w:trPr>
-          <w:cantSplit/>
-        </w:trPr>
-        <w:tc>
-          <w:tcPr>
-            <w:tcW w:type="dxa" w:w="3024"/>
-            <w:vAlign w:val="center"/>
-            <w:tcMar>
-              <w:top w:w="105" w:type="dxa"/>
-              <w:bottom w:w="105" w:type="dxa"/>
-              <w:left w:w="145" w:type="dxa"/>
-              <w:right w:w="145" w:type="dxa"/>
-            </w:tcMar>
-            <w:shd w:fill="F7FAFC"/>
-          </w:tcPr>
-          <w:p>
-            <w:pPr>
-              <w:spacing w:before="40" w:after="40" w:line="341" w:lineRule="auto"/>
-              <w:jc w:val="left"/>
-            </w:pPr>
-            <w:r/>
-            <w:r>
-              <w:rPr>
-                <w:rFonts w:ascii="Times New Roman" w:hAnsi="Times New Roman" w:eastAsia="宋体"/>
-                <w:b/>
-                <w:color w:val="191919"/>
-                <w:sz w:val="19"/>
-              </w:rPr>
-              <w:t>2058年小雪抱进502室试探并摔碎在地的“白色菊花盆栽”</w:t>
-              <w:br/>
-              <w:t>（场次：第19-7场）</w:t>
-            </w:r>
-          </w:p>
-        </w:tc>
-        <w:tc>
-          <w:tcPr>
-            <w:tcW w:type="dxa" w:w="7344"/>
-            <w:vAlign w:val="center"/>
-            <w:tcMar>
-              <w:top w:w="105" w:type="dxa"/>
-              <w:bottom w:w="105" w:type="dxa"/>
-              <w:left w:w="145" w:type="dxa"/>
-              <w:right w:w="145" w:type="dxa"/>
-            </w:tcMar>
-            <w:shd w:fill="F7FAFC"/>
-          </w:tcPr>
-          <w:p>
-            <w:pPr>
-              <w:spacing w:before="40" w:after="40" w:line="341" w:lineRule="auto"/>
-              <w:jc w:val="left"/>
-            </w:pPr>
-            <w:r/>
-            <w:r>
-              <w:rPr>
-                <w:rFonts w:ascii="Times New Roman" w:hAnsi="Times New Roman" w:eastAsia="宋体"/>
-                <w:b w:val="0"/>
-                <w:color w:val="191919"/>
-                <w:sz w:val="19"/>
-              </w:rPr>
-              <w:t>【原片微距文字与物理特征实证】小雪再次偷渡回2008年，捧着白菊花假装偶遇赵左右混进502室查看赵了死活，刚进门即被2058系统强制召回凭空消失，花盆摔得粉碎！</w:t>
-            </w:r>
-          </w:p>
-        </w:tc>
-      </w:tr>
-      <w:tr>
-        <w:trPr>
-          <w:cantSplit/>
-        </w:trPr>
-        <w:tc>
-          <w:tcPr>
-            <w:tcW w:type="dxa" w:w="3024"/>
-            <w:vAlign w:val="center"/>
-            <w:tcMar>
-              <w:top w:w="105" w:type="dxa"/>
-              <w:bottom w:w="105" w:type="dxa"/>
-              <w:left w:w="145" w:type="dxa"/>
-              <w:right w:w="145" w:type="dxa"/>
-            </w:tcMar>
-          </w:tcPr>
-          <w:p>
-            <w:pPr>
-              <w:spacing w:before="40" w:after="40" w:line="341" w:lineRule="auto"/>
-              <w:jc w:val="left"/>
-            </w:pPr>
-            <w:r/>
-            <w:r>
-              <w:rPr>
-                <w:rFonts w:ascii="Times New Roman" w:hAnsi="Times New Roman" w:eastAsia="宋体"/>
-                <w:b/>
-                <w:color w:val="191919"/>
-                <w:sz w:val="19"/>
-              </w:rPr>
-              <w:t>502室秘密暗室门边的“2008挂历”与传出呼叫声的笔记本电脑</w:t>
-              <w:br/>
-              <w:t>（场次：第19-7场）</w:t>
-            </w:r>
-          </w:p>
-        </w:tc>
-        <w:tc>
-          <w:tcPr>
-            <w:tcW w:type="dxa" w:w="7344"/>
-            <w:vAlign w:val="center"/>
-            <w:tcMar>
-              <w:top w:w="105" w:type="dxa"/>
-              <w:bottom w:w="105" w:type="dxa"/>
-              <w:left w:w="145" w:type="dxa"/>
-              <w:right w:w="145" w:type="dxa"/>
-            </w:tcMar>
-          </w:tcPr>
-          <w:p>
-            <w:pPr>
-              <w:spacing w:before="40" w:after="40" w:line="341" w:lineRule="auto"/>
-              <w:jc w:val="left"/>
-            </w:pPr>
-            <w:r/>
-            <w:r>
-              <w:rPr>
-                <w:rFonts w:ascii="Times New Roman" w:hAnsi="Times New Roman" w:eastAsia="宋体"/>
-                <w:b w:val="0"/>
-                <w:color w:val="191919"/>
-                <w:sz w:val="19"/>
-              </w:rPr>
-              <w:t>【原片微距文字与物理特征实证】目睹小雪凭空消失的赵左右惊恐推开502室暗室门，台灯下的电脑音箱传出神秘的“喂……喂……”呼叫声。</w:t>
-            </w:r>
-          </w:p>
-        </w:tc>
-      </w:tr>
-      <w:tr>
-        <w:trPr>
-          <w:cantSplit/>
-        </w:trPr>
-        <w:tc>
-          <w:tcPr>
-            <w:tcW w:type="dxa" w:w="3024"/>
-            <w:vAlign w:val="center"/>
-            <w:tcMar>
-              <w:top w:w="105" w:type="dxa"/>
-              <w:bottom w:w="105" w:type="dxa"/>
-              <w:left w:w="145" w:type="dxa"/>
-              <w:right w:w="145" w:type="dxa"/>
-            </w:tcMar>
-            <w:shd w:fill="F7FAFC"/>
-          </w:tcPr>
-          <w:p>
-            <w:pPr>
-              <w:spacing w:before="40" w:after="40" w:line="341" w:lineRule="auto"/>
-              <w:jc w:val="left"/>
-            </w:pPr>
-            <w:r/>
-            <w:r>
-              <w:rPr>
-                <w:rFonts w:ascii="Times New Roman" w:hAnsi="Times New Roman" w:eastAsia="宋体"/>
-                <w:b/>
-                <w:color w:val="191919"/>
-                <w:sz w:val="19"/>
-              </w:rPr>
-              <w:t>502室暗室黑帘后记录【左右/荀/了三代命运】的巨型时间线黑板</w:t>
-              <w:br/>
-              <w:t>（场次：第19-7场）</w:t>
-            </w:r>
-          </w:p>
-        </w:tc>
-        <w:tc>
-          <w:tcPr>
-            <w:tcW w:type="dxa" w:w="7344"/>
-            <w:vAlign w:val="center"/>
-            <w:tcMar>
-              <w:top w:w="105" w:type="dxa"/>
-              <w:bottom w:w="105" w:type="dxa"/>
-              <w:left w:w="145" w:type="dxa"/>
-              <w:right w:w="145" w:type="dxa"/>
-            </w:tcMar>
-            <w:shd w:fill="F7FAFC"/>
-          </w:tcPr>
-          <w:p>
-            <w:pPr>
-              <w:spacing w:before="40" w:after="40" w:line="341" w:lineRule="auto"/>
-              <w:jc w:val="left"/>
-            </w:pPr>
-            <w:r/>
-            <w:r>
-              <w:rPr>
-                <w:rFonts w:ascii="Times New Roman" w:hAnsi="Times New Roman" w:eastAsia="宋体"/>
-                <w:b w:val="0"/>
-                <w:color w:val="191919"/>
-                <w:sz w:val="19"/>
-              </w:rPr>
-              <w:t>【原片微距文字与物理特征实证】黑板清晰写着：左右（1992出生➔2008分文理）、荀（16岁➔2014认识舒图➔2016结婚➔2035穿越➔舒图之死！）、了（2033舒图去世➔2058 66岁穿越阻止荀）！</w:t>
-            </w:r>
-          </w:p>
-        </w:tc>
-      </w:tr>
-      <w:tr>
-        <w:trPr>
-          <w:cantSplit/>
-        </w:trPr>
-        <w:tc>
-          <w:tcPr>
-            <w:tcW w:type="dxa" w:w="3024"/>
-            <w:vAlign w:val="center"/>
-            <w:tcMar>
-              <w:top w:w="105" w:type="dxa"/>
-              <w:bottom w:w="105" w:type="dxa"/>
-              <w:left w:w="145" w:type="dxa"/>
-              <w:right w:w="145" w:type="dxa"/>
-            </w:tcMar>
-          </w:tcPr>
-          <w:p>
-            <w:pPr>
-              <w:spacing w:before="40" w:after="40" w:line="341" w:lineRule="auto"/>
-              <w:jc w:val="left"/>
-            </w:pPr>
-            <w:r/>
-            <w:r>
-              <w:rPr>
-                <w:rFonts w:ascii="Times New Roman" w:hAnsi="Times New Roman" w:eastAsia="宋体"/>
-                <w:b/>
-                <w:color w:val="191919"/>
-                <w:sz w:val="19"/>
-              </w:rPr>
-              <w:t>赵左右震惊跌坐时右手按住的《三人行》01创刊号（A-3202红章）</w:t>
-              <w:br/>
-              <w:t>（场次：第19-7场）</w:t>
-            </w:r>
-          </w:p>
-        </w:tc>
-        <w:tc>
-          <w:tcPr>
-            <w:tcW w:type="dxa" w:w="7344"/>
-            <w:vAlign w:val="center"/>
-            <w:tcMar>
-              <w:top w:w="105" w:type="dxa"/>
-              <w:bottom w:w="105" w:type="dxa"/>
-              <w:left w:w="145" w:type="dxa"/>
-              <w:right w:w="145" w:type="dxa"/>
-            </w:tcMar>
-          </w:tcPr>
-          <w:p>
-            <w:pPr>
-              <w:spacing w:before="40" w:after="40" w:line="341" w:lineRule="auto"/>
-              <w:jc w:val="left"/>
-            </w:pPr>
-            <w:r/>
-            <w:r>
-              <w:rPr>
-                <w:rFonts w:ascii="Times New Roman" w:hAnsi="Times New Roman" w:eastAsia="宋体"/>
-                <w:b w:val="0"/>
-                <w:color w:val="191919"/>
-                <w:sz w:val="19"/>
-              </w:rPr>
-              <w:t>【原片微距文字与物理特征实证】16岁的赵左右在暗室黑板前彻底得知了三代同体与徐图图未来去世的全部惊天真相，瘫坐在地按住《三人行》创刊号！</w:t>
+              <w:t>小赵骑车追上浑身酸臭的荀未来赤诚拥抱（“就是你现在刚从粪坑里头爬出来，我们也不会嫌弃你的”）；与徐图图、王一漫创立校园美食栏目《孤独的饭桶》。</w:t>
             </w:r>
           </w:p>
         </w:tc>
@@ -3779,17 +2390,10 @@
               <w:spacing w:before="40" w:after="40" w:line="341" w:lineRule="auto"/>
               <w:jc w:val="left"/>
             </w:pPr>
-            <w:r/>
             <w:r>
-              <w:rPr>
-                <w:rFonts w:ascii="Times New Roman" w:hAnsi="Times New Roman" w:eastAsia="宋体"/>
-                <w:b/>
-                <w:color w:val="191919"/>
-                <w:sz w:val="19"/>
-              </w:rPr>
               <w:t>S01 @ 00:22.0 (第19-1场)</w:t>
               <w:br/>
-              <w:t>（场次：谢兴阳＆徐梦洁＆曾宥臻）</w:t>
+              <w:t>（场次：＆＆）</w:t>
             </w:r>
           </w:p>
         </w:tc>
@@ -3843,17 +2447,10 @@
               <w:spacing w:before="40" w:after="40" w:line="341" w:lineRule="auto"/>
               <w:jc w:val="left"/>
             </w:pPr>
-            <w:r/>
             <w:r>
-              <w:rPr>
-                <w:rFonts w:ascii="Times New Roman" w:hAnsi="Times New Roman" w:eastAsia="宋体"/>
-                <w:b/>
-                <w:color w:val="191919"/>
-                <w:sz w:val="19"/>
-              </w:rPr>
               <w:t>S01 @ 01:35.0 (第19-1场)</w:t>
               <w:br/>
-              <w:t>（场次：马天宇）</w:t>
+              <w:t>（场次：）</w:t>
             </w:r>
           </w:p>
         </w:tc>
@@ -3907,17 +2504,10 @@
               <w:spacing w:before="40" w:after="40" w:line="341" w:lineRule="auto"/>
               <w:jc w:val="left"/>
             </w:pPr>
-            <w:r/>
             <w:r>
-              <w:rPr>
-                <w:rFonts w:ascii="Times New Roman" w:hAnsi="Times New Roman" w:eastAsia="宋体"/>
-                <w:b/>
-                <w:color w:val="191919"/>
-                <w:sz w:val="19"/>
-              </w:rPr>
               <w:t>S01 @ 01:58.0 (第19-1场)</w:t>
               <w:br/>
-              <w:t>（场次：谢兴阳）</w:t>
+              <w:t>（场次：）</w:t>
             </w:r>
           </w:p>
         </w:tc>
@@ -3971,17 +2561,10 @@
               <w:spacing w:before="40" w:after="40" w:line="341" w:lineRule="auto"/>
               <w:jc w:val="left"/>
             </w:pPr>
-            <w:r/>
             <w:r>
-              <w:rPr>
-                <w:rFonts w:ascii="Times New Roman" w:hAnsi="Times New Roman" w:eastAsia="宋体"/>
-                <w:b/>
-                <w:color w:val="191919"/>
-                <w:sz w:val="19"/>
-              </w:rPr>
               <w:t>S02 @ 05:35.0 (第19-3场)</w:t>
               <w:br/>
-              <w:t>（场次：苑冉）</w:t>
+              <w:t>（场次：）</w:t>
             </w:r>
           </w:p>
         </w:tc>
@@ -4035,17 +2618,10 @@
               <w:spacing w:before="40" w:after="40" w:line="341" w:lineRule="auto"/>
               <w:jc w:val="left"/>
             </w:pPr>
-            <w:r/>
             <w:r>
-              <w:rPr>
-                <w:rFonts w:ascii="Times New Roman" w:hAnsi="Times New Roman" w:eastAsia="宋体"/>
-                <w:b/>
-                <w:color w:val="191919"/>
-                <w:sz w:val="19"/>
-              </w:rPr>
               <w:t>S03 @ 08:48.0 (第19-3场)</w:t>
               <w:br/>
-              <w:t>（场次：马天宇）</w:t>
+              <w:t>（场次：）</w:t>
             </w:r>
           </w:p>
         </w:tc>
@@ -4099,17 +2675,10 @@
               <w:spacing w:before="40" w:after="40" w:line="341" w:lineRule="auto"/>
               <w:jc w:val="left"/>
             </w:pPr>
-            <w:r/>
             <w:r>
-              <w:rPr>
-                <w:rFonts w:ascii="Times New Roman" w:hAnsi="Times New Roman" w:eastAsia="宋体"/>
-                <w:b/>
-                <w:color w:val="191919"/>
-                <w:sz w:val="19"/>
-              </w:rPr>
               <w:t>S04 @ 14:35.0 (第19-3场)</w:t>
               <w:br/>
-              <w:t>（场次：谢兴阳＆马天宇）</w:t>
+              <w:t>（场次：＆）</w:t>
             </w:r>
           </w:p>
         </w:tc>
@@ -4163,17 +2732,10 @@
               <w:spacing w:before="40" w:after="40" w:line="341" w:lineRule="auto"/>
               <w:jc w:val="left"/>
             </w:pPr>
-            <w:r/>
             <w:r>
-              <w:rPr>
-                <w:rFonts w:ascii="Times New Roman" w:hAnsi="Times New Roman" w:eastAsia="宋体"/>
-                <w:b/>
-                <w:color w:val="191919"/>
-                <w:sz w:val="19"/>
-              </w:rPr>
               <w:t>S05 @ 16:55.0 (第19-4场)</w:t>
               <w:br/>
-              <w:t>（场次：谢兴阳＆马天宇＆梁国荣）</w:t>
+              <w:t>（场次：＆＆）</w:t>
             </w:r>
           </w:p>
         </w:tc>
@@ -4227,17 +2789,10 @@
               <w:spacing w:before="40" w:after="40" w:line="341" w:lineRule="auto"/>
               <w:jc w:val="left"/>
             </w:pPr>
-            <w:r/>
             <w:r>
-              <w:rPr>
-                <w:rFonts w:ascii="Times New Roman" w:hAnsi="Times New Roman" w:eastAsia="宋体"/>
-                <w:b/>
-                <w:color w:val="191919"/>
-                <w:sz w:val="19"/>
-              </w:rPr>
               <w:t>S05 @ 19:05.0 (第19-4场)</w:t>
               <w:br/>
-              <w:t>（场次：马天宇）</w:t>
+              <w:t>（场次：）</w:t>
             </w:r>
           </w:p>
         </w:tc>

--- a/01_《三人行》全24集全流程标杆成品库/03_剧作结构、悬念节奏与视听解码/EP19_《三人行》第十九集《仁》剧作结构、悬念节奏与视听解码.docx
+++ b/01_《三人行》全24集全流程标杆成品库/03_剧作结构、悬念节奏与视听解码/EP19_《三人行》第十九集《仁》剧作结构、悬念节奏与视听解码.docx
@@ -874,21 +874,10 @@
             </w:tcMar>
           </w:tcPr>
           <w:p>
-            <w:pPr>
-              <w:spacing w:before="40" w:after="40" w:line="341" w:lineRule="auto"/>
-              <w:jc w:val="left"/>
-            </w:pPr>
-            <w:r/>
             <w:r>
-              <w:rPr>
-                <w:rFonts w:ascii="Times New Roman" w:hAnsi="Times New Roman" w:eastAsia="宋体"/>
-                <w:b w:val="0"/>
-                <w:color w:val="191919"/>
-                <w:sz w:val="19"/>
-              </w:rPr>
               <w:t>【出场人物】徐图图、王一漫、赵左右、赵了、荀未来、赵左右（门外画外音）</w:t>
               <w:br/>
-              <w:t>【本场戏剧功能与导演调度任务】白天的长林市第八中学微机室内，十六岁的赵左右、徐图图与王一漫三人正围坐在电脑屏幕前，聚精会神地盯着【黍豆网】上的视频播放页面——视频标题写着《陪你吃饭·第一期｜作者：赵左右带你看》，画面里正是徐图图在食堂大口吃炸鸡饭的镜头。坐在中间的徐图图看着不断上涨的播放量，惊喜地捂住嘴感叹。……</w:t>
+              <w:t>【本场戏剧功能与导演调度任务】【开篇立局/黄金冷开场调度】以「内　长林八中微机室与502室赵了家 — 日/夜」为物理容器，聚焦（徐图图、王一漫、赵左右、赵了、荀未来、赵左右（门外画外音））的对手戏力场，核心导演任务在于：深化中国式原生家庭“刀子嘴与避风港”的代际情感共振。</w:t>
               <w:br/>
               <w:t>【完整剧情推进与动作细节】白天的长林市第八中学微机室内，十六岁的赵左右、徐图图与王一漫三人正围坐在电脑屏幕前，聚精会神地盯着【黍豆网】上的视频播放页面——视频标题写着《陪你吃饭·第一期｜作者：赵左右带你看》，画面里正是徐图图在食堂大口吃炸鸡饭的镜头。坐在中间的徐图图看着不断上涨的播放量，惊喜地捂住嘴感叹。 站在右侧的王一漫伸出手指了指屏幕下方的网友评论区（一条ID为“岁月的痕迹”的网友留言道：【画质太差，不然还能多吃一碗饭】）。 站在左侧的赵左右看着屏幕，有些无奈地摊了摊手解释。 同一时刻，五零二室赵了的家中，搬回来同住的四十一岁荀未来正坐在沙发上单手举着哑铃锻炼身体，嘴里大声数着“115、116、117……”。躺在单人床上吃零食的六十六岁赵了被吵得直皱眉，连忙抬手制止他。 荀未来放下哑铃转过头，满不在乎地回了一句：“你放心吧。”赵了靠在床头叹了口气。 荀未来刚重新拿起哑铃，门外走廊突然传来了敲门声！荀未来神色一紧，立刻轻手轻脚地走到防盗门边，透过猫眼往外观察——只见对门五零一室门口，父亲赵东来正敲门回家，母亲刘美奕开门迎他进屋（“来啦，上个厕所”、“哎呀，快快快”）。荀未来松了一口气，转过头压低声音对床上的赵了说明对策。 话音未落，五零二室门外突然响起了十六岁赵左右清脆响亮的呼喊声！荀未来吓得瞬间贴在门板上一动不敢动；床上的赵了也全身紧绷。 赵了连忙清了清嗓子，提高音量隔着防盗门找借口推脱。</w:t>
               <w:br/>
@@ -1008,21 +997,10 @@
             </w:tcMar>
           </w:tcPr>
           <w:p>
-            <w:pPr>
-              <w:spacing w:before="40" w:after="40" w:line="341" w:lineRule="auto"/>
-              <w:jc w:val="left"/>
-            </w:pPr>
-            <w:r/>
             <w:r>
-              <w:rPr>
-                <w:rFonts w:ascii="Times New Roman" w:hAnsi="Times New Roman" w:eastAsia="宋体"/>
-                <w:b w:val="0"/>
-                <w:color w:val="191919"/>
-                <w:sz w:val="19"/>
-              </w:rPr>
               <w:t>【出场人物】刘美奕、赵左右、赵左右（内心独白）、荀未来</w:t>
               <w:br/>
-              <w:t>【本场戏剧功能与导演调度任务】夜晚，五零一室赵左右家的餐厅内，画面浮现本集片名：第 19 集 仁。 母亲刘美奕端着刚炒好的热菜放到餐桌上，与十六岁的赵左右相对而坐吃晚饭。刘美奕看了一眼门口方向询问丈夫的去向。</w:t>
+              <w:t>【本场戏剧功能与导演调度任务】【中点转折与矛盾升级调度】以「内/外　501室餐厅与卧室·大巴车烧烤摊与十字路口 — 夜」为物理容器，聚焦（刘美奕、赵左右、赵左右（内心独白）、荀未来）的对手戏力场，核心导演任务在于：深化中国式原生家庭“刀子嘴与避风港”的代际情感共振。</w:t>
               <w:br/>
               <w:t>【完整剧情推进与动作细节】夜晚，五零一室赵左右家的餐厅内，画面浮现本集片名：第 19 集 仁。 母亲刘美奕端着刚炒好的热菜放到餐桌上，与十六岁的赵左右相对而坐吃晚饭。刘美奕看了一眼门口方向询问丈夫的去向。 赵左右夹了一口菜，随口转达父亲的话；刘美奕微微皱眉叹了口气（“咳，你爸这工作最近不知道怎么了”），赵左右连忙好奇地问起母亲前两天去小剧组拍戏的事。 一提起拍戏，刘美奕眼睛顿时亮了起来，眉飞色舞地向儿子炫耀！ 赵左右惊讶地瞪大眼睛：“那么快啊？可我记得，你去了一整天啊。”刘美奕笑着摆了摆手，说出了群演跑龙套的真实辛酸，却没有半点抱怨。 赵左右好奇地追问：“就一句了？是什么啊？”只见刘美奕立刻放下筷子，情绪饱满地一伸手，用极具戏剧张力的腔调大喊出那唯一的一句台词！ 赵左右听得抚掌大笑：“然后呢？”刘美奕比划了一个中枪倒下的手势，认真地解释角色背景。 看着乐观纯粹的母亲，十六岁的赵左右由衷地竖起大拇指鼓励她。</w:t>
               <w:br/>
@@ -1077,21 +1055,10 @@
             <w:shd w:fill="F7FAFC"/>
           </w:tcPr>
           <w:p>
-            <w:pPr>
-              <w:spacing w:before="40" w:after="40" w:line="341" w:lineRule="auto"/>
-              <w:jc w:val="left"/>
-            </w:pPr>
-            <w:r/>
             <w:r>
-              <w:rPr>
-                <w:rFonts w:ascii="Times New Roman" w:hAnsi="Times New Roman" w:eastAsia="宋体"/>
-                <w:b w:val="0"/>
-                <w:color w:val="191919"/>
-                <w:sz w:val="19"/>
-              </w:rPr>
               <w:t>【出场人物】赵左右、赵了、荀未来、赵左右（内心独白）</w:t>
               <w:br/>
-              <w:t>【本场戏剧功能与导演调度任务】半个小时后，五零二室赵了家的客厅茶几旁，十六岁的赵左右、四十一岁的荀未来与六十六岁的赵了——三个不同时代的“赵左右”第一次以邻居和朋友的名义围坐在一起吃着烤串！ 十六岁的赵左右一边吃串，一边不遗余力地向“赵爷爷”推销身旁的荀哥。</w:t>
+              <w:t>【本场戏剧功能与导演调度任务】【中点转折与矛盾升级调度】以「内　502室赵了家客厅·501室赵左右卧室与暑假生活蒙太奇 — 夜/日」为物理容器，聚焦（赵左右、赵了、荀未来、赵左右（内心独白））的对手戏力场，核心导演任务在于：利用跨时空媒介错位与同源生理本能推进身份掉马与主体性宣战。</w:t>
               <w:br/>
               <w:t>【完整剧情推进与动作细节】半个小时后，五零二室赵了家的客厅茶几旁，十六岁的赵左右、四十一岁的荀未来与六十六岁的赵了——三个不同时代的“赵左右”第一次以邻居和朋友的名义围坐在一起吃着烤串！ 十六岁的赵左右一边吃串，一边不遗余力地向“赵爷爷”推销身旁的荀哥。 六十六岁的赵了看着一旁低头闷声吃肉串的荀未来，似笑非笑地端起老前辈的架子打官腔。 单纯的赵左右当了真，连忙凑到荀未来耳边用力推了推他的肩膀小声嘱咐：“听听、听听，赵爷爷还是很看重你的，你好好表现啊，知道不？”荀未来皮笑肉不笑地咬着后槽牙，对着赵了拱手说了一句。 吃完烤串，赵左右站起身穿上外套，开心地向两人挥手道别：“哎，以后咱仨就都是邻居了，要经常一起玩啊！明儿见！” 防盗门刚一关上，六十六岁的赵了立刻收起笑容，转过身严肃地数落荀未来。 积压了一整晚委屈的四十一岁荀未来终于彻底爆发了！他猛地站起身，指着沙发上的六十六岁自己，红着眼眶吼出了心底最深的不甘与痛楚！ 赵了抱臂靠在沙发上沉默不语。荀未来发出一声自嘲的冷笑，快步走到玄关抓起红色羽绒服，又折回茶几顺走一罐啤酒揣进兜里，临摔门出去前回头扔下一句狠话！</w:t>
               <w:br/>
@@ -1144,21 +1111,10 @@
             </w:tcMar>
           </w:tcPr>
           <w:p>
-            <w:pPr>
-              <w:spacing w:before="40" w:after="40" w:line="341" w:lineRule="auto"/>
-              <w:jc w:val="left"/>
-            </w:pPr>
-            <w:r/>
             <w:r>
-              <w:rPr>
-                <w:rFonts w:ascii="Times New Roman" w:hAnsi="Times New Roman" w:eastAsia="宋体"/>
-                <w:b w:val="0"/>
-                <w:color w:val="191919"/>
-                <w:sz w:val="19"/>
-              </w:rPr>
               <w:t>【出场人物】荀未来、赵左右、赵了、刘美奕、赵东来</w:t>
               <w:br/>
-              <w:t>【本场戏剧功能与导演调度任务】2008年8月的一个盛夏午后，身穿花衬衫大裤衩的十六岁赵左右怀里抱着一个大西瓜，与同样一身清凉夏装的四十一岁荀未来推门走进五零二室（“当当——！”）。躺在床边摇着蒲扇的六十六岁赵了嫌弃地吐槽：“哎哟，我说你们俩穿的啥，土得掉渣！”赵左右笑嘻嘻地抱着大西瓜转身出门：“天太热了，穿这……</w:t>
+              <w:t>【本场戏剧功能与导演调度任务】【中点转折与矛盾升级调度】以「内　502室赵了家客厅与501室赵东来餐厅 — 日/夜」为物理容器，聚焦（荀未来、赵左右、赵了、刘美奕、赵东来）的对手戏力场，核心导演任务在于：通过生活化微动作与潜台词交锋外化角色心理位移，衔接前后场因果链条。</w:t>
               <w:br/>
               <w:t>【完整剧情推进与动作细节】2008年8月的一个盛夏午后，身穿花衬衫大裤衩的十六岁赵左右怀里抱着一个大西瓜，与同样一身清凉夏装的四十一岁荀未来推门走进五零二室（“当当——！”）。躺在床边摇着蒲扇的六十六岁赵了嫌弃地吐槽：“哎哟，我说你们俩穿的啥，土得掉渣！”赵左右笑嘻嘻地抱着大西瓜转身出门：“天太热了，穿这多凉快啊！我先回家，让我妈把西瓜冰镇切一下！” 等赵左右一走，荀未来关上门，拉过小板凳坐到赵了对面，神色郑重地竖起两根手指。 赵了摇着蒲扇指了指自己的胸口：“我心脏不太好，听好消息。”荀未来压低声音公布了苦苦追查三个月的成果。 赵了惊喜地猛然坐直身子：“真的？！那坏消息呢？”荀未来无奈地一摊手。 赵了皱眉思索着要不要想办法搞本护照，荀未来直接抛出了自己筹划好的合规方案。 生性多疑谨慎的赵了沉默了半晌，还是有些犹豫（“难道就没有其他的办法？我再想一想”）。荀未来顿时火了，猛地站起身下达了最后通牒！ 片刻后，十六岁的赵左右端着一大盘切好的冰镇西瓜走进五零二室。三人围坐在茶几旁一边喝着“宏宝莱”汽水一边大口吃西瓜。赵左右擦了擦手，神秘兮兮地从兜里掏出三张印有五环标志的门票晃了晃！ 经历过2008年的四十一岁荀未来咬了一口西瓜，头也不抬地随口答道。</w:t>
               <w:br/>
@@ -1213,21 +1169,10 @@
             <w:shd w:fill="F7FAFC"/>
           </w:tcPr>
           <w:p>
-            <w:pPr>
-              <w:spacing w:before="40" w:after="40" w:line="341" w:lineRule="auto"/>
-              <w:jc w:val="left"/>
-            </w:pPr>
-            <w:r/>
             <w:r>
-              <w:rPr>
-                <w:rFonts w:ascii="Times New Roman" w:hAnsi="Times New Roman" w:eastAsia="宋体"/>
-                <w:b w:val="0"/>
-                <w:color w:val="191919"/>
-                <w:sz w:val="19"/>
-              </w:rPr>
               <w:t>【出场人物】赵左右、徐图图（电话音）、赵了、荀未来、急诊男医生</w:t>
               <w:br/>
-              <w:t>【本场戏剧功能与导演调度任务】出发去北京看奥运会的前夜，五零一室卧室内，十六岁的赵左右正蹲在地上兴高采烈地往行李箱里叠衣服，一边用手机和徐图图煲电话粥。 徐图图家的卧室内，徐图图盘腿坐在床上握着索尼爱立信手机，撒娇般地提出要求。</w:t>
+              <w:t>【本场戏剧功能与导演调度任务】【片尾断章/高潮尾钩（Cliffhanger）调度】以「内/外　501室赵左右卧室·徐图图卧室·五楼楼梯间与市二院急诊室 — 夜/日」为物理容器，聚焦（赵左右、徐图图（电话音）、赵了、荀未来、急诊男医生）的对手戏力场，核心导演任务在于：利用跨时空媒介错位与同源生理本能推进身份掉马与主体性宣战。</w:t>
               <w:br/>
               <w:t>【完整剧情推进与动作细节】出发去北京看奥运会的前夜，五零一室卧室内，十六岁的赵左右正蹲在地上兴高采烈地往行李箱里叠衣服，一边用手机和徐图图煲电话粥。 徐图图家的卧室内，徐图图盘腿坐在床上握着索尼爱立信手机，撒娇般地提出要求。 赵左右笑着解释现场几万人太吵，让她看电视转播；徐图图傲娇地哼了一声（“电视转播全世界都能看到，有什么稀罕的！”）便挂断了电话。 挂断电话后的徐图图觉得自己有点小任性，连忙翻身坐起来在手机上打字编辑短信：【我刚才开玩笑的 0.0】。还没等她按发送，手机突然收到一条来自【赵左右（日光初见）】的新短信：【左右电台将为您实况转播北京奥运会赛事，退订回复TD】！ 徐图图噗嗤一笑，故意在键盘上敲下【TD &gt;.&lt;】发送过去；两秒钟后，赵左右秒回了一条霸道又甜蜜的短信：【恭喜您，订阅成功！】。徐图图开心地把手机紧紧抱在胸口，笑得眉眼弯弯！ 次日清晨，五零一室与五零二室的防盗门同时拉开！十六岁的赵左右与四十一岁的荀未来各自拉着一只行李箱走出家门（荀未来调侃道：“早上好，这位同样幸运的现场观众”）。拄着手杖、穿戴整齐的六十六岁赵了也从五零二室走了出来，却忽然摸了摸头顶。 赵了转身走回五零二室。荀未来吐槽了一句“一把年纪了也不知道有什么好精致的”，便与赵左右一起拎着行李箱下楼坐进路虎车里等待。 然而在车里左等右等了十多分钟，赵了还是没下来。驾驶座上的荀未来看了看表，催促后排的赵左右：“这个点儿去火车站特别堵，再等下去咱就去不成了，赶紧上去叫他去！”</w:t>
               <w:br/>
@@ -1280,21 +1225,10 @@
             </w:tcMar>
           </w:tcPr>
           <w:p>
-            <w:pPr>
-              <w:spacing w:before="40" w:after="40" w:line="341" w:lineRule="auto"/>
-              <w:jc w:val="left"/>
-            </w:pPr>
-            <w:r/>
             <w:r>
-              <w:rPr>
-                <w:rFonts w:ascii="Times New Roman" w:hAnsi="Times New Roman" w:eastAsia="宋体"/>
-                <w:b w:val="0"/>
-                <w:color w:val="191919"/>
-                <w:sz w:val="19"/>
-              </w:rPr>
               <w:t>【出场人物】赵左右、刘美奕、主治医生、赵东来、荀未来、林开颜（小雪）</w:t>
               <w:br/>
-              <w:t>【本场戏剧功能与导演调度任务】知道父母刚下岗手头紧的荀未来急忙追进五零一室想要拦住赵左右，可赵左右已经冲着屋里的赵东来和刘美奕开了口！ 荀未来连忙拉住赵左右向刘美奕赔笑说“没事阿姨，我们有钱”。刚刚下岗、昨天还在为家里失去固定收入而发愁的赵东来面露难色，刚说了半句“咱们家现在的情况，在经济方面……”，旁边的刘……</w:t>
+              <w:t>【本场戏剧功能与导演调度任务】【片尾断章/高潮尾钩（Cliffhanger）调度】以「内/外　501室客厅·市二院住院病房·日用品批发仓与502室暗室 — 日」为物理容器，聚焦（赵左右、刘美奕、主治医生、赵东来、荀未来、林开颜（小雪））的对手戏力场，核心导演任务在于：深化中国式原生家庭“刀子嘴与避风港”的代际情感共振。</w:t>
               <w:br/>
               <w:t>【完整剧情推进与动作细节】知道父母刚下岗手头紧的荀未来急忙追进五零一室想要拦住赵左右，可赵左右已经冲着屋里的赵东来和刘美奕开了口！ 荀未来连忙拉住赵左右向刘美奕赔笑说“没事阿姨，我们有钱”。刚刚下岗、昨天还在为家里失去固定收入而发愁的赵东来面露难色，刚说了半句“咱们家现在的情况，在经济方面……”，旁边的刘美奕却二话不说，一把抓起沙发上的手提包就往门口走！ 赵东来愣了一下，看着毫不犹豫知恩图报的妻子，也立刻一拍大腿跟了上去：“走，我跟你一块去！” 市二院住院病房内，主治医生检查完病床上插着氧气管、双目紧闭的六十六岁赵了，神色凝重地向赵东来、刘美奕、荀未来和赵左右宣布了诊断结论。 刘美奕难过地捂住嘴哭了起来；刚刚下岗的赵东来轻轻揽住妻子的肩膀，凑到她耳边低声说了一句最爷们儿的话！ 蹲在病床边的四十一岁荀未来凝视着变成植物人的六十六岁自己，脑海中忽然闪回2033年妻子舒图在电话里的最后留言（“只要你说不离婚，我一定会陪你一起走下去的……”）。荀未来深吸一口气站起身，向父母赵东来和刘美奕主动揽下了照料赵了的重任。 十六岁的赵左右立刻上前一步：“那荀哥，你也给我一把钥匙，我跟你一起照顾赵爷爷！”刘美奕含着眼泪走上前，无比真诚地表达全家的感恩。 四十一岁的荀未来望着不顾自家下岗困境也要倾力相助的父母，眼眶滚烫，深深地鞠了一躬。</w:t>
               <w:br/>

--- a/01_《三人行》全24集全流程标杆成品库/03_剧作结构、悬念节奏与视听解码/EP19_《三人行》第十九集《仁》剧作结构、悬念节奏与视听解码.docx
+++ b/01_《三人行》全24集全流程标杆成品库/03_剧作结构、悬念节奏与视听解码/EP19_《三人行》第十九集《仁》剧作结构、悬念节奏与视听解码.docx
@@ -250,8 +250,6 @@
                 <w:b/>
               </w:rPr>
               <w:t>502室纯黑绒布帘后的【跨时空时间线索暗室】</w:t>
-              <w:br/>
-              <w:t>（19-2至19-3场）</w:t>
             </w:r>
           </w:p>
         </w:tc>
@@ -302,8 +300,6 @@
                 <w:b/>
               </w:rPr>
               <w:t>三张2008北京奥运会门票与《孤独的饭桶》吃播DV</w:t>
-              <w:br/>
-              <w:t>（19-4至19-8场）</w:t>
             </w:r>
           </w:p>
         </w:tc>
@@ -361,7 +357,7 @@
           <w:color w:val="141414"/>
           <w:sz w:val="21"/>
         </w:rPr>
-        <w:t>• 多角色跨时空认知差与戏剧反讽设计（C账）：【暴风雨前最温柔的盛夏同居 vs 502黑帘后的三代同体真相】① 502同桌吃烧烤的认知差：第19-4场16岁赵左右把钻垃圾桶被他追上的荀哥领进502室，热情向“赵爷爷”推荐“荀哥做生活助理”，他以为自己在撮合两个忘年交，殊不知餐桌上坐着的是16岁、41岁、66岁的同一个赵左右！② 终极真相揭开的震撼冲击：直到第19-7场赵了在门外心脏骤停沦为植物人、小赵在街对面买花目睹小雪凭空消失、冲回502室一把拉开暗室黑帘看到【左右（16岁）、荀（41岁·2035穿越·舒图之死）、了（66岁·2033舒图去世）】黑板，16岁少年才在五雷轰顶中洞悉全部真相！</w:t>
+        <w:t>• 多角色跨时空认知差与戏剧反讽设计（C账）：【暴风雨前最温柔的盛夏同居 vs 502黑帘后的三代同体真相】① 502同桌吃烧烤的认知差：16岁赵左右把钻垃圾桶被他追上的荀哥领进502室，热情向“赵爷爷”推荐“荀哥做生活助理”，他以为自己在撮合两个忘年交，殊不知餐桌上坐着的是16岁、41岁、66岁的同一个赵左右！② 终极真相揭开的震撼冲击：直到赵了在门外心脏骤停沦为植物人、小赵在街对面买花目睹小雪凭空消失、冲回502室一把拉开暗室黑帘看到【左右（16岁）、荀（41岁·2035穿越·舒图之死）、了（66岁·2033舒图去世）】黑板，16岁少年才在五雷轰顶中洞悉全部真相！</w:t>
       </w:r>
     </w:p>
     <w:p>
@@ -377,7 +373,7 @@
           <w:color w:val="141414"/>
           <w:sz w:val="21"/>
         </w:rPr>
-        <w:t>• 起承转合五幕戏剧节拍与冷开场/强尾钩排布（B账）：• 冷开场（19-1至19-2）：微机室里《陪你吃饭·第一期》走红（网友“岁月的痕迹”评论画质差不然能多吃一碗饭，实为502室赵了留言）； • 第一幕（19-3）：501室晚饭时刘美奕开心地向儿子讲述去小剧组从早5点等到夜12点、七八句台词被删成唯一一句“阿珍快跑，别管我！”的跑龙套经历；荀未来穿赵了红色羽绒服去大巴车烧烤摊打包，为躲骑车追来的小赵翻窗钻进绿色大垃圾桶，在十字路口被小赵追上拥抱（“就算你刚从粪坑里爬出来也是我们荀哥”）； • 第二幕（19-4）：16岁赵左右、41岁荀未来、66岁赵了首次在502室客厅同桌吃烧烤！小赵走后，荀未来因自尊受刺向赵了怒吼“你打心底里就看不起我，觉得我是个卢瑟”；次日两人坦诚交心达成真正和解； • 第三幕（19-5）：2008年8月盛夏，三代赵左右在501/502度过一起抱大西瓜、打街机、去咖啡馆烤棉花糖的温馨暑假；荀未来查知余博士躲在国外鲁多维科群岛，向赵了提议花1.5万雇人飞去找余博士视频通话； • 第四幕（19-6前半）：北京奥运会开幕前夕，小赵拿出父亲赵东来给的三张奥运门票邀荀哥和赵爷爷同去北京；小赵与徐图图煲电话粥收拾行李； • 第五幕尾钩（19-6后半至19-7）：出发去北京前清晨，再次穿越过来的小雪潜入502室害得赵了心脏骤停倒在五楼走廊！荀未来跪地做心肺复苏抢救，刚下岗的赵东来与刘美奕二话不说奔赴市二院垫付医药费（主治医生宣告赵了成为植物人）；小赵在马路对面买花时亲眼目睹小雪在眼前凭空消失，狂奔冲回502室拉开暗室黑帘，看到整墙三代命运时间线黑板，世界观彻底崩塌！</w:t>
+        <w:t>• 起承转合五幕戏剧节拍与冷开场/强尾钩排布（B账）：• 冷开场：微机室里《陪你吃饭·第一期》走红（网友“岁月的痕迹”评论画质差不然能多吃一碗饭，实为502室赵了留言）； • 第一幕：501室晚饭时刘美奕开心地向儿子讲述去小剧组从早5点等到夜12点、七八句台词被删成唯一一句“阿珍快跑，别管我！”的跑龙套经历；荀未来穿赵了红色羽绒服去大巴车烧烤摊打包，为躲骑车追来的小赵翻窗钻进绿色大垃圾桶，在十字路口被小赵追上拥抱（“就算你刚从粪坑里爬出来也是我们荀哥”）； • 第二幕：16岁赵左右、41岁荀未来、66岁赵了首次在502室客厅同桌吃烧烤！小赵走后，荀未来因自尊受刺向赵了怒吼“你打心底里就看不起我，觉得我是个卢瑟”；次日两人坦诚交心达成真正和解； • 第三幕：2008年8月盛夏，三代赵左右在501/502度过一起抱大西瓜、打街机、去咖啡馆烤棉花糖的温馨暑假；荀未来查知余博士躲在国外鲁多维科群岛，向赵了提议花1.5万雇人飞去找余博士视频通话； • 第四幕（19-6前半）：北京奥运会开幕前夕，小赵拿出父亲赵东来给的三张奥运门票邀荀哥和赵爷爷同去北京；小赵与徐图图煲电话粥收拾行李； • 第五幕尾钩（19-6后半至19-7）：出发去北京前清晨，再次穿越过来的小雪潜入502室害得赵了心脏骤停倒在五楼走廊！荀未来跪地做心肺复苏抢救，刚下岗的赵东来与刘美奕二话不说奔赴市二院垫付医药费（主治医生宣告赵了成为植物人）；小赵在马路对面买花时亲眼目睹小雪在眼前凭空消失，狂奔冲回502室拉开暗室黑帘，看到整墙三代命运时间线黑板，世界观彻底崩塌！</w:t>
       </w:r>
     </w:p>
     <w:tbl>
@@ -642,7 +638,7 @@
                 <w:color w:val="191919"/>
                 <w:sz w:val="19"/>
               </w:rPr>
-              <w:t>【暴风雨前最温柔的盛夏同居 vs 502黑帘后的三代同体真相】① 502同桌吃烧烤的认知差：第19-4场16岁赵左右把钻垃圾桶被他追上的荀哥领进502室，热情向“赵爷爷”推荐“荀哥做生活助理”，他以为自己在撮合两个忘年交，殊不知餐桌上坐着的是16岁、41岁、66岁的同一个赵左右！② 终极真相揭开的震撼冲击：直到第19-7场赵了在门外心脏骤停沦为植物人、小赵在街对面买花目睹小雪凭空消失、冲回502室一把拉开暗室黑帘看到【左右（16岁）、荀（41岁·2035穿越·舒图之死）、了（66岁·2033舒图去世）】黑板，16岁少年才在五雷轰顶中洞悉全部真相！</w:t>
+              <w:t>【暴风雨前最温柔的盛夏同居 vs 502黑帘后的三代同体真相】① 502同桌吃烧烤的认知差：16岁赵左右把钻垃圾桶被他追上的荀哥领进502室，热情向“赵爷爷”推荐“荀哥做生活助理”，他以为自己在撮合两个忘年交，殊不知餐桌上坐着的是16岁、41岁、66岁的同一个赵左右！② 终极真相揭开的震撼冲击：直到赵了在门外心脏骤停沦为植物人、小赵在街对面买花目睹小雪凭空消失、冲回502室一把拉开暗室黑帘看到【左右（16岁）、荀（41岁·2035穿越·舒图之死）、了（66岁·2033舒图去世）】黑板，16岁少年才在五雷轰顶中洞悉全部真相！</w:t>
             </w:r>
           </w:p>
         </w:tc>
@@ -707,13 +703,13 @@
                 <w:color w:val="191919"/>
                 <w:sz w:val="19"/>
               </w:rPr>
-              <w:t>• 冷开场（19-1至19-2）：微机室里《陪你吃饭·第一期》走红（网友“岁月的痕迹”评论画质差不然能多吃一碗饭，实为502室赵了留言）；</w:t>
+              <w:t>• 冷开场：微机室里《陪你吃饭·第一期》走红（网友“岁月的痕迹”评论画质差不然能多吃一碗饭，实为502室赵了留言）；</w:t>
               <w:br/>
-              <w:t>• 第一幕（19-3）：501室晚饭时刘美奕开心地向儿子讲述去小剧组从早5点等到夜12点、七八句台词被删成唯一一句“阿珍快跑，别管我！”的跑龙套经历；荀未来穿赵了红色羽绒服去大巴车烧烤摊打包，为躲骑车追来的小赵翻窗钻进绿色大垃圾桶，在十字路口被小赵追上拥抱（“就算你刚从粪坑里爬出来也是我们荀哥”）；</w:t>
+              <w:t>• 第一幕：501室晚饭时刘美奕开心地向儿子讲述去小剧组从早5点等到夜12点、七八句台词被删成唯一一句“阿珍快跑，别管我！”的跑龙套经历；荀未来穿赵了红色羽绒服去大巴车烧烤摊打包，为躲骑车追来的小赵翻窗钻进绿色大垃圾桶，在十字路口被小赵追上拥抱（“就算你刚从粪坑里爬出来也是我们荀哥”）；</w:t>
               <w:br/>
-              <w:t>• 第二幕（19-4）：16岁赵左右、41岁荀未来、66岁赵了首次在502室客厅同桌吃烧烤！小赵走后，荀未来因自尊受刺向赵了怒吼“你打心底里就看不起我，觉得我是个卢瑟”；次日两人坦诚交心达成真正和解；</w:t>
+              <w:t>• 第二幕：16岁赵左右、41岁荀未来、66岁赵了首次在502室客厅同桌吃烧烤！小赵走后，荀未来因自尊受刺向赵了怒吼“你打心底里就看不起我，觉得我是个卢瑟”；次日两人坦诚交心达成真正和解；</w:t>
               <w:br/>
-              <w:t>• 第三幕（19-5）：2008年8月盛夏，三代赵左右在501/502度过一起抱大西瓜、打街机、去咖啡馆烤棉花糖的温馨暑假；荀未来查知余博士躲在国外鲁多维科群岛，向赵了提议花1.5万雇人飞去找余博士视频通话；</w:t>
+              <w:t>• 第三幕：2008年8月盛夏，三代赵左右在501/502度过一起抱大西瓜、打街机、去咖啡馆烤棉花糖的温馨暑假；荀未来查知余博士躲在国外鲁多维科群岛，向赵了提议花1.5万雇人飞去找余博士视频通话；</w:t>
               <w:br/>
               <w:t>• 第四幕（19-6前半）：北京奥运会开幕前夕，小赵拿出父亲赵东来给的三张奥运门票邀荀哥和赵爷爷同去北京；小赵与徐图图煲电话粥收拾行李；</w:t>
               <w:br/>
@@ -1266,7 +1262,7 @@
           <w:color w:val="141414"/>
           <w:sz w:val="21"/>
         </w:rPr>
-        <w:t>本集片尾（第19-7场）完成了全剧最震撼的悬念引爆——一直被41岁荀未来和66岁赵了小心翼翼保护在真相之外的16岁赵左右，终于亲手揭开了所有的秘密：</w:t>
+        <w:t>本集片尾完成了全剧最震撼的悬念引爆——一直被41岁荀未来和66岁赵了小心翼翼保护在真相之外的16岁赵左右，终于亲手揭开了所有的秘密：</w:t>
       </w:r>
     </w:p>
     <w:p>
@@ -2325,7 +2321,7 @@
               <w:jc w:val="left"/>
             </w:pPr>
             <w:r>
-              <w:t>S01 @ 00:22.0 (第19-1场)</w:t>
+              <w:t xml:space="preserve">S01 @ 00:22.0 </w:t>
               <w:br/>
               <w:t>（场次：＆＆）</w:t>
             </w:r>
@@ -2382,7 +2378,7 @@
               <w:jc w:val="left"/>
             </w:pPr>
             <w:r>
-              <w:t>S01 @ 01:35.0 (第19-1场)</w:t>
+              <w:t xml:space="preserve">S01 @ 01:35.0 </w:t>
               <w:br/>
               <w:t>（场次：）</w:t>
             </w:r>
@@ -2439,7 +2435,7 @@
               <w:jc w:val="left"/>
             </w:pPr>
             <w:r>
-              <w:t>S01 @ 01:58.0 (第19-1场)</w:t>
+              <w:t xml:space="preserve">S01 @ 01:58.0 </w:t>
               <w:br/>
               <w:t>（场次：）</w:t>
             </w:r>
@@ -2496,7 +2492,7 @@
               <w:jc w:val="left"/>
             </w:pPr>
             <w:r>
-              <w:t>S02 @ 05:35.0 (第19-3场)</w:t>
+              <w:t xml:space="preserve">S02 @ 05:35.0 </w:t>
               <w:br/>
               <w:t>（场次：）</w:t>
             </w:r>
@@ -2553,7 +2549,7 @@
               <w:jc w:val="left"/>
             </w:pPr>
             <w:r>
-              <w:t>S03 @ 08:48.0 (第19-3场)</w:t>
+              <w:t xml:space="preserve">S03 @ 08:48.0 </w:t>
               <w:br/>
               <w:t>（场次：）</w:t>
             </w:r>
@@ -2610,7 +2606,7 @@
               <w:jc w:val="left"/>
             </w:pPr>
             <w:r>
-              <w:t>S04 @ 14:35.0 (第19-3场)</w:t>
+              <w:t xml:space="preserve">S04 @ 14:35.0 </w:t>
               <w:br/>
               <w:t>（场次：＆）</w:t>
             </w:r>
@@ -2667,7 +2663,7 @@
               <w:jc w:val="left"/>
             </w:pPr>
             <w:r>
-              <w:t>S05 @ 16:55.0 (第19-4场)</w:t>
+              <w:t xml:space="preserve">S05 @ 16:55.0 </w:t>
               <w:br/>
               <w:t>（场次：＆＆）</w:t>
             </w:r>
@@ -2724,7 +2720,7 @@
               <w:jc w:val="left"/>
             </w:pPr>
             <w:r>
-              <w:t>S05 @ 19:05.0 (第19-4场)</w:t>
+              <w:t xml:space="preserve">S05 @ 19:05.0 </w:t>
               <w:br/>
               <w:t>（场次：）</w:t>
             </w:r>

--- a/01_《三人行》全24集全流程标杆成品库/03_剧作结构、悬念节奏与视听解码/EP19_《三人行》第十九集《仁》剧作结构、悬念节奏与视听解码.docx
+++ b/01_《三人行》全24集全流程标杆成品库/03_剧作结构、悬念节奏与视听解码/EP19_《三人行》第十九集《仁》剧作结构、悬念节奏与视听解码.docx
@@ -453,9 +453,7 @@
         </w:tc>
       </w:tr>
       <w:tr>
-        <w:trPr>
-          <w:cantSplit/>
-        </w:trPr>
+        <w:trPr/>
         <w:tc>
           <w:tcPr>
             <w:tcW w:type="dxa" w:w="2808"/>
@@ -516,9 +514,7 @@
         </w:tc>
       </w:tr>
       <w:tr>
-        <w:trPr>
-          <w:cantSplit/>
-        </w:trPr>
+        <w:trPr/>
         <w:tc>
           <w:tcPr>
             <w:tcW w:type="dxa" w:w="2808"/>
@@ -581,9 +577,7 @@
         </w:tc>
       </w:tr>
       <w:tr>
-        <w:trPr>
-          <w:cantSplit/>
-        </w:trPr>
+        <w:trPr/>
         <w:tc>
           <w:tcPr>
             <w:tcW w:type="dxa" w:w="2808"/>
@@ -644,9 +638,7 @@
         </w:tc>
       </w:tr>
       <w:tr>
-        <w:trPr>
-          <w:cantSplit/>
-        </w:trPr>
+        <w:trPr/>
         <w:tc>
           <w:tcPr>
             <w:tcW w:type="dxa" w:w="2808"/>
@@ -827,9 +819,7 @@
         </w:tc>
       </w:tr>
       <w:tr>
-        <w:trPr>
-          <w:cantSplit/>
-        </w:trPr>
+        <w:trPr/>
         <w:tc>
           <w:tcPr>
             <w:tcW w:type="dxa" w:w="2880"/>
@@ -883,9 +873,7 @@
         </w:tc>
       </w:tr>
       <w:tr>
-        <w:trPr>
-          <w:cantSplit/>
-        </w:trPr>
+        <w:trPr/>
         <w:tc>
           <w:tcPr>
             <w:tcW w:type="dxa" w:w="2880"/>
@@ -950,9 +938,7 @@
         </w:tc>
       </w:tr>
       <w:tr>
-        <w:trPr>
-          <w:cantSplit/>
-        </w:trPr>
+        <w:trPr/>
         <w:tc>
           <w:tcPr>
             <w:tcW w:type="dxa" w:w="2880"/>
@@ -1006,9 +992,7 @@
         </w:tc>
       </w:tr>
       <w:tr>
-        <w:trPr>
-          <w:cantSplit/>
-        </w:trPr>
+        <w:trPr/>
         <w:tc>
           <w:tcPr>
             <w:tcW w:type="dxa" w:w="2880"/>
@@ -1064,9 +1048,7 @@
         </w:tc>
       </w:tr>
       <w:tr>
-        <w:trPr>
-          <w:cantSplit/>
-        </w:trPr>
+        <w:trPr/>
         <w:tc>
           <w:tcPr>
             <w:tcW w:type="dxa" w:w="2880"/>
@@ -1120,9 +1102,7 @@
         </w:tc>
       </w:tr>
       <w:tr>
-        <w:trPr>
-          <w:cantSplit/>
-        </w:trPr>
+        <w:trPr/>
         <w:tc>
           <w:tcPr>
             <w:tcW w:type="dxa" w:w="2880"/>
@@ -1178,9 +1158,7 @@
         </w:tc>
       </w:tr>
       <w:tr>
-        <w:trPr>
-          <w:cantSplit/>
-        </w:trPr>
+        <w:trPr/>
         <w:tc>
           <w:tcPr>
             <w:tcW w:type="dxa" w:w="2880"/>
@@ -1374,9 +1352,7 @@
         </w:tc>
       </w:tr>
       <w:tr>
-        <w:trPr>
-          <w:cantSplit/>
-        </w:trPr>
+        <w:trPr/>
         <w:tc>
           <w:tcPr>
             <w:tcW w:type="dxa" w:w="2880"/>
@@ -1445,9 +1421,7 @@
         </w:tc>
       </w:tr>
       <w:tr>
-        <w:trPr>
-          <w:cantSplit/>
-        </w:trPr>
+        <w:trPr/>
         <w:tc>
           <w:tcPr>
             <w:tcW w:type="dxa" w:w="2880"/>
@@ -1514,9 +1488,7 @@
         </w:tc>
       </w:tr>
       <w:tr>
-        <w:trPr>
-          <w:cantSplit/>
-        </w:trPr>
+        <w:trPr/>
         <w:tc>
           <w:tcPr>
             <w:tcW w:type="dxa" w:w="2880"/>
@@ -1585,9 +1557,7 @@
         </w:tc>
       </w:tr>
       <w:tr>
-        <w:trPr>
-          <w:cantSplit/>
-        </w:trPr>
+        <w:trPr/>
         <w:tc>
           <w:tcPr>
             <w:tcW w:type="dxa" w:w="2880"/>
@@ -1658,9 +1628,7 @@
         </w:tc>
       </w:tr>
       <w:tr>
-        <w:trPr>
-          <w:cantSplit/>
-        </w:trPr>
+        <w:trPr/>
         <w:tc>
           <w:tcPr>
             <w:tcW w:type="dxa" w:w="2880"/>
@@ -1729,9 +1697,7 @@
         </w:tc>
       </w:tr>
       <w:tr>
-        <w:trPr>
-          <w:cantSplit/>
-        </w:trPr>
+        <w:trPr/>
         <w:tc>
           <w:tcPr>
             <w:tcW w:type="dxa" w:w="2880"/>
@@ -1802,9 +1768,7 @@
         </w:tc>
       </w:tr>
       <w:tr>
-        <w:trPr>
-          <w:cantSplit/>
-        </w:trPr>
+        <w:trPr/>
         <w:tc>
           <w:tcPr>
             <w:tcW w:type="dxa" w:w="2880"/>
@@ -1981,9 +1945,7 @@
         </w:tc>
       </w:tr>
       <w:tr>
-        <w:trPr>
-          <w:cantSplit/>
-        </w:trPr>
+        <w:trPr/>
         <w:tc>
           <w:tcPr>
             <w:tcW w:type="dxa" w:w="2808"/>
@@ -2044,9 +2006,7 @@
         </w:tc>
       </w:tr>
       <w:tr>
-        <w:trPr>
-          <w:cantSplit/>
-        </w:trPr>
+        <w:trPr/>
         <w:tc>
           <w:tcPr>
             <w:tcW w:type="dxa" w:w="2808"/>
@@ -2109,9 +2069,7 @@
         </w:tc>
       </w:tr>
       <w:tr>
-        <w:trPr>
-          <w:cantSplit/>
-        </w:trPr>
+        <w:trPr/>
         <w:tc>
           <w:tcPr>
             <w:tcW w:type="dxa" w:w="2808"/>
@@ -2172,9 +2130,7 @@
         </w:tc>
       </w:tr>
       <w:tr>
-        <w:trPr>
-          <w:cantSplit/>
-        </w:trPr>
+        <w:trPr/>
         <w:tc>
           <w:tcPr>
             <w:tcW w:type="dxa" w:w="2808"/>
@@ -2237,9 +2193,7 @@
         </w:tc>
       </w:tr>
       <w:tr>
-        <w:trPr>
-          <w:cantSplit/>
-        </w:trPr>
+        <w:trPr/>
         <w:tc>
           <w:tcPr>
             <w:tcW w:type="dxa" w:w="2808"/>
@@ -2300,9 +2254,7 @@
         </w:tc>
       </w:tr>
       <w:tr>
-        <w:trPr>
-          <w:cantSplit/>
-        </w:trPr>
+        <w:trPr/>
         <w:tc>
           <w:tcPr>
             <w:tcW w:type="dxa" w:w="2808"/>
@@ -2358,9 +2310,7 @@
         </w:tc>
       </w:tr>
       <w:tr>
-        <w:trPr>
-          <w:cantSplit/>
-        </w:trPr>
+        <w:trPr/>
         <w:tc>
           <w:tcPr>
             <w:tcW w:type="dxa" w:w="2808"/>
@@ -2414,9 +2364,7 @@
         </w:tc>
       </w:tr>
       <w:tr>
-        <w:trPr>
-          <w:cantSplit/>
-        </w:trPr>
+        <w:trPr/>
         <w:tc>
           <w:tcPr>
             <w:tcW w:type="dxa" w:w="2808"/>
@@ -2472,9 +2420,7 @@
         </w:tc>
       </w:tr>
       <w:tr>
-        <w:trPr>
-          <w:cantSplit/>
-        </w:trPr>
+        <w:trPr/>
         <w:tc>
           <w:tcPr>
             <w:tcW w:type="dxa" w:w="2808"/>
@@ -2528,9 +2474,7 @@
         </w:tc>
       </w:tr>
       <w:tr>
-        <w:trPr>
-          <w:cantSplit/>
-        </w:trPr>
+        <w:trPr/>
         <w:tc>
           <w:tcPr>
             <w:tcW w:type="dxa" w:w="2808"/>
@@ -2586,9 +2530,7 @@
         </w:tc>
       </w:tr>
       <w:tr>
-        <w:trPr>
-          <w:cantSplit/>
-        </w:trPr>
+        <w:trPr/>
         <w:tc>
           <w:tcPr>
             <w:tcW w:type="dxa" w:w="2808"/>
@@ -2642,9 +2584,7 @@
         </w:tc>
       </w:tr>
       <w:tr>
-        <w:trPr>
-          <w:cantSplit/>
-        </w:trPr>
+        <w:trPr/>
         <w:tc>
           <w:tcPr>
             <w:tcW w:type="dxa" w:w="2808"/>
@@ -2700,9 +2640,7 @@
         </w:tc>
       </w:tr>
       <w:tr>
-        <w:trPr>
-          <w:cantSplit/>
-        </w:trPr>
+        <w:trPr/>
         <w:tc>
           <w:tcPr>
             <w:tcW w:type="dxa" w:w="2808"/>
